--- a/Word Tổng/Bản Demo.docx
+++ b/Word Tổng/Bản Demo.docx
@@ -3213,79 +3213,58 @@
     </w:p>
     <w:p>
       <w:pPr>
+        <w:pStyle w:val="Heading1"/>
+      </w:pPr>
+      <w:r>
+        <w:t>**CHƯƠNG IV</w:t>
+      </w:r>
+    </w:p>
+    <w:p>
+      <w:pPr>
+        <w:pStyle w:val="NormalWeb"/>
+      </w:pPr>
+      <w:r>
+        <w:t>PHÂN TÍCH VÀ THIẾT KẾ UML**</w:t>
+      </w:r>
+    </w:p>
+    <w:p>
+      <w:pPr>
         <w:pStyle w:val="Heading2"/>
       </w:pPr>
       <w:r>
-        <w:t>CHƯƠNG 4</w:t>
-      </w:r>
-    </w:p>
-    <w:p>
-      <w:pPr>
-        <w:pStyle w:val="Heading2"/>
-      </w:pPr>
-      <w:r>
-        <w:t>PHÂN TÍCH HỆ THỐNG</w:t>
-      </w:r>
-    </w:p>
-    <w:p>
-      <w:pPr>
-        <w:pStyle w:val="Heading3"/>
-      </w:pPr>
-      <w:r>
-        <w:t>1. XÁC ĐỊNH CÁC NGƯỜI DÙNG</w:t>
-      </w:r>
-    </w:p>
-    <w:p>
-      <w:pPr>
-        <w:pStyle w:val="NormalWeb"/>
-      </w:pPr>
-      <w:r>
-        <w:t>Hệ thống Chatbot AI tư vấn Luật Hôn nhân và Gia đình phục vụ nhiều nhóm người dùng khác nhau. Các tác nhân chính của hệ thống bao gồm người dùng, luật sư và quản trị viên.</w:t>
-      </w:r>
-    </w:p>
-    <w:p>
-      <w:pPr>
-        <w:pStyle w:val="NormalWeb"/>
-      </w:pPr>
-      <w:r>
         <w:rPr>
           <w:rStyle w:val="Strong"/>
           <w:rFonts w:eastAsiaTheme="majorEastAsia"/>
-        </w:rPr>
-        <w:t>Người dùng</w:t>
-      </w:r>
-      <w:r>
-        <w:t xml:space="preserve"> là người dân có nhu cầu tra cứu và tư vấn các vấn đề pháp luật liên quan đến hôn nhân và gia đình. Người dùng có thể đặt câu hỏi bằng ngôn ngữ tự nhiên, nhận câu trả lời tư vấn từ hệ thống chatbot, xem lại lịch sử hội thoại đã thực hiện và đánh giá chất lượng các câu trả lời mà hệ thống cung cấp.</w:t>
-      </w:r>
-    </w:p>
-    <w:p>
-      <w:pPr>
-        <w:pStyle w:val="NormalWeb"/>
-      </w:pPr>
+          <w:b/>
+          <w:bCs/>
+        </w:rPr>
+        <w:t>4.1 Phân tích tổng quan hệ thống</w:t>
+      </w:r>
+    </w:p>
+    <w:p>
+      <w:pPr>
+        <w:pStyle w:val="NormalWeb"/>
+      </w:pPr>
+      <w:r>
+        <w:t xml:space="preserve">Hệ thống </w:t>
+      </w:r>
       <w:r>
         <w:rPr>
           <w:rStyle w:val="Strong"/>
           <w:rFonts w:eastAsiaTheme="majorEastAsia"/>
         </w:rPr>
-        <w:t>Luật sư</w:t>
-      </w:r>
-      <w:r>
-        <w:t xml:space="preserve"> là người hỗ trợ về mặt chuyên môn pháp lý cho hệ thống. Luật sư có thể tham gia kiểm tra nội dung tư vấn, bổ sung hoặc hiệu chỉnh các câu trả lời trong trường hợp cần đảm bảo tính chính xác và phù hợp với quy định pháp luật hiện hành.</w:t>
-      </w:r>
-    </w:p>
-    <w:p>
-      <w:pPr>
-        <w:pStyle w:val="NormalWeb"/>
-      </w:pPr>
-      <w:r>
-        <w:rPr>
-          <w:rStyle w:val="Strong"/>
-          <w:rFonts w:eastAsiaTheme="majorEastAsia"/>
-        </w:rPr>
-        <w:t>Quản trị viên</w:t>
-      </w:r>
-      <w:r>
-        <w:t xml:space="preserve"> là người quản lý toàn bộ hệ thống, chịu trách nhiệm quản lý người dùng, dữ liệu pháp luật, cấu hình hệ thống, theo dõi hoạt động của chatbot cũng như thống kê và báo cáo tình hình sử dụng hệ thống.</w:t>
+        <w:t>Chatbot AI tư vấn Luật Hôn nhân và Gia đình Việt Nam</w:t>
+      </w:r>
+      <w:r>
+        <w:t xml:space="preserve"> được xây dựng nhằm hỗ trợ người dùng tra cứu và tư vấn các quy định pháp luật liên quan đến hôn nhân, gia đình thông qua giao diện web. Hệ thống ứng dụng trí tuệ nhân tạo kết hợp cơ sở dữ liệu pháp luật để phân tích câu hỏi, trích xuất điều luật liên quan và đưa ra câu trả lời phù hợp.</w:t>
+      </w:r>
+    </w:p>
+    <w:p>
+      <w:pPr>
+        <w:pStyle w:val="NormalWeb"/>
+      </w:pPr>
+      <w:r>
+        <w:t>Việc phân tích và thiết kế UML giúp mô hình hóa hệ thống một cách trực quan, xác định rõ các tác nhân, thực thể, chức năng và mối quan hệ giữa các thành phần, làm cơ sở cho quá trình thiết kế và triển khai hệ thống.</w:t>
       </w:r>
     </w:p>
     <w:p>
@@ -3297,169 +3276,220 @@
     </w:p>
     <w:p>
       <w:pPr>
+        <w:pStyle w:val="Heading2"/>
+      </w:pPr>
+      <w:r>
+        <w:rPr>
+          <w:rStyle w:val="Strong"/>
+          <w:rFonts w:eastAsiaTheme="majorEastAsia"/>
+          <w:b/>
+          <w:bCs/>
+        </w:rPr>
+        <w:t>4.2 Xác định các tác nhân (Actors)</w:t>
+      </w:r>
+    </w:p>
+    <w:p>
+      <w:pPr>
+        <w:pStyle w:val="NormalWeb"/>
+      </w:pPr>
+      <w:r>
+        <w:t>Hệ thống có các tác nhân chính sau:</w:t>
+      </w:r>
+    </w:p>
+    <w:p>
+      <w:pPr>
         <w:pStyle w:val="Heading3"/>
       </w:pPr>
       <w:r>
-        <w:t>2. XÁC ĐỊNH CÁC THỰC THỂ</w:t>
-      </w:r>
-    </w:p>
-    <w:p>
-      <w:pPr>
-        <w:pStyle w:val="NormalWeb"/>
-      </w:pPr>
-      <w:r>
-        <w:t>Trong hệ thống Chatbot AI tư vấn Luật Hôn nhân và Gia đình, các thực thể chính được xác định nhằm phục vụ cho việc lưu trữ và xử lý dữ liệu.</w:t>
-      </w:r>
-    </w:p>
-    <w:p>
-      <w:pPr>
-        <w:pStyle w:val="NormalWeb"/>
-      </w:pPr>
-      <w:r>
-        <w:rPr>
-          <w:rStyle w:val="Strong"/>
-          <w:rFonts w:eastAsiaTheme="majorEastAsia"/>
-        </w:rPr>
-        <w:t>Thực thể NGUOIDUNG</w:t>
-      </w:r>
-      <w:r>
-        <w:t xml:space="preserve"> dùng để lưu trữ thông tin cá nhân của người sử dụng hệ thống. Thực thể này bao gồm các thuộc tính: MaNguoiDung (khóa chính), HoTen, GioiTinh, Email, SDT, DiaChi, VaiTro và NgayDangKy.</w:t>
-      </w:r>
-    </w:p>
-    <w:p>
-      <w:pPr>
-        <w:pStyle w:val="NormalWeb"/>
-      </w:pPr>
-      <w:r>
-        <w:rPr>
-          <w:rStyle w:val="Strong"/>
-          <w:rFonts w:eastAsiaTheme="majorEastAsia"/>
+        <w:rPr>
+          <w:rStyle w:val="Strong"/>
+          <w:b/>
+          <w:bCs/>
+        </w:rPr>
+        <w:t>Người dùng</w:t>
+      </w:r>
+    </w:p>
+    <w:p>
+      <w:pPr>
+        <w:pStyle w:val="NormalWeb"/>
+      </w:pPr>
+      <w:r>
+        <w:t>Là người dân có nhu cầu tra cứu và tư vấn các vấn đề pháp luật liên quan đến Luật Hôn nhân và Gia đình. Người dùng có thể:</w:t>
+      </w:r>
+    </w:p>
+    <w:p>
+      <w:pPr>
+        <w:pStyle w:val="NormalWeb"/>
+        <w:numPr>
+          <w:ilvl w:val="0"/>
+          <w:numId w:val="12"/>
+        </w:numPr>
+      </w:pPr>
+      <w:r>
+        <w:t>Đăng ký, đăng nhập hệ thống</w:t>
+      </w:r>
+    </w:p>
+    <w:p>
+      <w:pPr>
+        <w:pStyle w:val="NormalWeb"/>
+        <w:numPr>
+          <w:ilvl w:val="0"/>
+          <w:numId w:val="12"/>
+        </w:numPr>
+      </w:pPr>
+      <w:r>
+        <w:t>Gửi câu hỏi pháp luật bằng ngôn ngữ tự nhiên</w:t>
+      </w:r>
+    </w:p>
+    <w:p>
+      <w:pPr>
+        <w:pStyle w:val="NormalWeb"/>
+        <w:numPr>
+          <w:ilvl w:val="0"/>
+          <w:numId w:val="12"/>
+        </w:numPr>
+      </w:pPr>
+      <w:r>
+        <w:t>Nhận câu trả lời tư vấn từ chatbot AI</w:t>
+      </w:r>
+    </w:p>
+    <w:p>
+      <w:pPr>
+        <w:pStyle w:val="NormalWeb"/>
+        <w:numPr>
+          <w:ilvl w:val="0"/>
+          <w:numId w:val="12"/>
+        </w:numPr>
+      </w:pPr>
+      <w:r>
+        <w:t>Xem lại lịch sử hội thoại</w:t>
+      </w:r>
+    </w:p>
+    <w:p>
+      <w:pPr>
+        <w:pStyle w:val="NormalWeb"/>
+        <w:numPr>
+          <w:ilvl w:val="0"/>
+          <w:numId w:val="12"/>
+        </w:numPr>
+      </w:pPr>
+      <w:r>
+        <w:t>Đánh giá chất lượng câu trả lời</w:t>
+      </w:r>
+    </w:p>
+    <w:p>
+      <w:pPr>
+        <w:pStyle w:val="Heading3"/>
+      </w:pPr>
+      <w:r>
+        <w:rPr>
+          <w:rStyle w:val="Strong"/>
+          <w:b/>
+          <w:bCs/>
         </w:rPr>
         <w:lastRenderedPageBreak/>
-        <w:t>Thực thể TAIKHOAN</w:t>
-      </w:r>
-      <w:r>
-        <w:t xml:space="preserve"> dùng để quản lý thông tin đăng nhập của người dùng. Các thuộc tính gồm: MaTaiKhoan (khóa chính), TenDangNhap, MatKhau, TrangThai và MaNguoiDung (khóa ngoại).</w:t>
-      </w:r>
-    </w:p>
-    <w:p>
-      <w:pPr>
-        <w:pStyle w:val="NormalWeb"/>
-      </w:pPr>
-      <w:r>
-        <w:rPr>
-          <w:rStyle w:val="Strong"/>
-          <w:rFonts w:eastAsiaTheme="majorEastAsia"/>
-        </w:rPr>
-        <w:t>Thực thể CHUDEPHAPLUAT</w:t>
-      </w:r>
-      <w:r>
-        <w:t xml:space="preserve"> dùng để phân loại các lĩnh vực tư vấn pháp luật trong hệ thống. Thực thể này gồm các thuộc tính: MaChuDe (khóa chính), TenChuDe và MoTa.</w:t>
-      </w:r>
-    </w:p>
-    <w:p>
-      <w:pPr>
-        <w:pStyle w:val="NormalWeb"/>
-      </w:pPr>
-      <w:r>
-        <w:rPr>
-          <w:rStyle w:val="Strong"/>
-          <w:rFonts w:eastAsiaTheme="majorEastAsia"/>
-        </w:rPr>
-        <w:t>Thực thể VANBANPHAPLUAT</w:t>
-      </w:r>
-      <w:r>
-        <w:t xml:space="preserve"> lưu trữ thông tin về các văn bản pháp luật liên quan đến Luật Hôn nhân và Gia đình. Các thuộc tính bao gồm: MaVanBan (khóa chính), TenVanBan, SoHieu, NgayBanHanh, CoQuanBanHanh và LinhVuc.</w:t>
-      </w:r>
-    </w:p>
-    <w:p>
-      <w:pPr>
-        <w:pStyle w:val="NormalWeb"/>
-      </w:pPr>
-      <w:r>
-        <w:rPr>
-          <w:rStyle w:val="Strong"/>
-          <w:rFonts w:eastAsiaTheme="majorEastAsia"/>
-        </w:rPr>
-        <w:t>Thực thể DIEULUAT</w:t>
-      </w:r>
-      <w:r>
-        <w:t xml:space="preserve"> dùng để lưu trữ chi tiết các điều luật thuộc từng văn bản pháp luật. Thực thể này gồm các thuộc tính: MaDieu (khóa chính), SoDieu, NoiDungDieu và MaVanBan (khóa ngoại).</w:t>
-      </w:r>
-    </w:p>
-    <w:p>
-      <w:pPr>
-        <w:pStyle w:val="NormalWeb"/>
-      </w:pPr>
-      <w:r>
-        <w:rPr>
-          <w:rStyle w:val="Strong"/>
-          <w:rFonts w:eastAsiaTheme="majorEastAsia"/>
-        </w:rPr>
-        <w:t>Thực thể CAUHOI</w:t>
-      </w:r>
-      <w:r>
-        <w:t xml:space="preserve"> lưu trữ các câu hỏi do người dùng gửi đến hệ thống chatbot. Các thuộc tính bao gồm: MaCauHoi (khóa chính), NoiDungCauHoi, ThoiGianGui, MaNguoiDung (khóa ngoại) và MaChuDe (khóa ngoại).</w:t>
-      </w:r>
-    </w:p>
-    <w:p>
-      <w:pPr>
-        <w:pStyle w:val="NormalWeb"/>
-      </w:pPr>
-      <w:r>
-        <w:rPr>
-          <w:rStyle w:val="Strong"/>
-          <w:rFonts w:eastAsiaTheme="majorEastAsia"/>
-        </w:rPr>
-        <w:t>Thực thể CAUTRALOI</w:t>
-      </w:r>
-      <w:r>
-        <w:t xml:space="preserve"> dùng để lưu trữ các câu trả lời tư vấn do chatbot AI hoặc luật sư cung cấp. Thực thể này bao gồm: MaCauTraLoi (khóa chính), NoiDungTraLoi, ThoiGianTraLoi, NguonTraLoi và MaCauHoi (khóa ngoại).</w:t>
-      </w:r>
-    </w:p>
-    <w:p>
-      <w:pPr>
-        <w:pStyle w:val="NormalWeb"/>
-      </w:pPr>
-      <w:r>
-        <w:rPr>
-          <w:rStyle w:val="Strong"/>
-          <w:rFonts w:eastAsiaTheme="majorEastAsia"/>
-        </w:rPr>
-        <w:t>Thực thể HOITHOAI</w:t>
-      </w:r>
-      <w:r>
-        <w:t xml:space="preserve"> quản lý các phiên hội thoại giữa người dùng và chatbot. Các thuộc tính gồm: MaHoiThoai (khóa chính), ThoiGianBatDau, ThoiGianKetThuc và MaNguoiDung (khóa ngoại).</w:t>
-      </w:r>
-    </w:p>
-    <w:p>
-      <w:pPr>
-        <w:pStyle w:val="NormalWeb"/>
-      </w:pPr>
-      <w:r>
-        <w:rPr>
-          <w:rStyle w:val="Strong"/>
-          <w:rFonts w:eastAsiaTheme="majorEastAsia"/>
-        </w:rPr>
-        <w:t>Thực thể CHITIETHOITHOAI</w:t>
-      </w:r>
-      <w:r>
-        <w:t xml:space="preserve"> lưu trữ chi tiết nội dung trao đổi trong mỗi phiên hội thoại. Thực thể này gồm các thuộc tính: MaChiTiet (khóa chính), NoiDung, LoaiNoiDung, ThoiGian và MaHoiThoai (khóa ngoại).</w:t>
-      </w:r>
-    </w:p>
-    <w:p>
-      <w:pPr>
-        <w:pStyle w:val="NormalWeb"/>
-      </w:pPr>
-      <w:r>
-        <w:rPr>
-          <w:rStyle w:val="Strong"/>
-          <w:rFonts w:eastAsiaTheme="majorEastAsia"/>
-        </w:rPr>
-        <w:t>Thực thể DANHGIATRALOI</w:t>
-      </w:r>
-      <w:r>
-        <w:t xml:space="preserve"> dùng để ghi nhận đánh giá của người dùng đối với các câu trả lời tư vấn. Các thuộc tính gồm: MaDanhGia (khóa chính), MucDoHaiLong, NhanXet, MaCauTraLoi (khóa ngoại) và MaNguoiDung (khóa ngoại).</w:t>
+        <w:t>Luật sư</w:t>
+      </w:r>
+    </w:p>
+    <w:p>
+      <w:pPr>
+        <w:pStyle w:val="NormalWeb"/>
+      </w:pPr>
+      <w:r>
+        <w:t>Là người hỗ trợ chuyên môn cho hệ thống:</w:t>
+      </w:r>
+    </w:p>
+    <w:p>
+      <w:pPr>
+        <w:pStyle w:val="NormalWeb"/>
+        <w:numPr>
+          <w:ilvl w:val="0"/>
+          <w:numId w:val="13"/>
+        </w:numPr>
+      </w:pPr>
+      <w:r>
+        <w:t>Kiểm tra, hiệu chỉnh nội dung tư vấn trong trường hợp cần thiết</w:t>
+      </w:r>
+    </w:p>
+    <w:p>
+      <w:pPr>
+        <w:pStyle w:val="NormalWeb"/>
+        <w:numPr>
+          <w:ilvl w:val="0"/>
+          <w:numId w:val="13"/>
+        </w:numPr>
+      </w:pPr>
+      <w:r>
+        <w:t>Bổ sung dữ liệu pháp luật hoặc góp ý nhằm nâng cao độ chính xác của chatbot</w:t>
+      </w:r>
+    </w:p>
+    <w:p>
+      <w:pPr>
+        <w:pStyle w:val="Heading3"/>
+      </w:pPr>
+      <w:r>
+        <w:rPr>
+          <w:rStyle w:val="Strong"/>
+          <w:b/>
+          <w:bCs/>
+        </w:rPr>
+        <w:t>Quản trị viên</w:t>
+      </w:r>
+    </w:p>
+    <w:p>
+      <w:pPr>
+        <w:pStyle w:val="NormalWeb"/>
+      </w:pPr>
+      <w:r>
+        <w:t>Là người quản lý toàn bộ hệ thống:</w:t>
+      </w:r>
+    </w:p>
+    <w:p>
+      <w:pPr>
+        <w:pStyle w:val="NormalWeb"/>
+        <w:numPr>
+          <w:ilvl w:val="0"/>
+          <w:numId w:val="14"/>
+        </w:numPr>
+      </w:pPr>
+      <w:r>
+        <w:t>Quản lý người dùng và phân quyền</w:t>
+      </w:r>
+    </w:p>
+    <w:p>
+      <w:pPr>
+        <w:pStyle w:val="NormalWeb"/>
+        <w:numPr>
+          <w:ilvl w:val="0"/>
+          <w:numId w:val="14"/>
+        </w:numPr>
+      </w:pPr>
+      <w:r>
+        <w:t>Quản lý dữ liệu pháp luật, điều luật, chủ đề tư vấn</w:t>
+      </w:r>
+    </w:p>
+    <w:p>
+      <w:pPr>
+        <w:pStyle w:val="NormalWeb"/>
+        <w:numPr>
+          <w:ilvl w:val="0"/>
+          <w:numId w:val="14"/>
+        </w:numPr>
+      </w:pPr>
+      <w:r>
+        <w:t>Theo dõi hoạt động của chatbot</w:t>
+      </w:r>
+    </w:p>
+    <w:p>
+      <w:pPr>
+        <w:pStyle w:val="NormalWeb"/>
+        <w:numPr>
+          <w:ilvl w:val="0"/>
+          <w:numId w:val="14"/>
+        </w:numPr>
+      </w:pPr>
+      <w:r>
+        <w:t>Thống kê và xuất báo cáo</w:t>
       </w:r>
     </w:p>
     <w:p>
@@ -3471,98 +3501,792 @@
     </w:p>
     <w:p>
       <w:pPr>
+        <w:pStyle w:val="Heading2"/>
+      </w:pPr>
+      <w:r>
+        <w:rPr>
+          <w:rStyle w:val="Strong"/>
+          <w:rFonts w:eastAsiaTheme="majorEastAsia"/>
+          <w:b/>
+          <w:bCs/>
+        </w:rPr>
+        <w:t>4.3 Xác định các thực thể (Entities)</w:t>
+      </w:r>
+    </w:p>
+    <w:p>
+      <w:pPr>
         <w:pStyle w:val="Heading3"/>
       </w:pPr>
       <w:r>
-        <w:t>3. XÁC ĐỊNH CÁC CHỨC NĂNG</w:t>
-      </w:r>
-    </w:p>
-    <w:p>
-      <w:pPr>
-        <w:pStyle w:val="NormalWeb"/>
-      </w:pPr>
-      <w:r>
-        <w:t>Hệ thống Chatbot AI tư vấn Luật Hôn nhân và Gia đình cung cấp nhiều chức năng nhằm đáp ứng nhu cầu của người sử dụng.</w:t>
-      </w:r>
-    </w:p>
-    <w:p>
-      <w:pPr>
-        <w:pStyle w:val="NormalWeb"/>
+        <w:rPr>
+          <w:rStyle w:val="Strong"/>
+          <w:b/>
+          <w:bCs/>
+        </w:rPr>
+        <w:t>Thực thể NGUOIDUNG</w:t>
+      </w:r>
+    </w:p>
+    <w:p>
+      <w:pPr>
+        <w:pStyle w:val="NormalWeb"/>
+        <w:numPr>
+          <w:ilvl w:val="0"/>
+          <w:numId w:val="15"/>
+        </w:numPr>
       </w:pPr>
       <w:r>
         <w:rPr>
           <w:rStyle w:val="Strong"/>
           <w:rFonts w:eastAsiaTheme="majorEastAsia"/>
         </w:rPr>
-        <w:t>Quản lý người dùng</w:t>
-      </w:r>
-      <w:r>
-        <w:t xml:space="preserve"> cho phép người dùng đăng ký và đăng nhập vào hệ thống, cập nhật thông tin cá nhân và được phân quyền theo các vai trò khác nhau như người dùng, luật sư và quản trị viên.</w:t>
-      </w:r>
-    </w:p>
-    <w:p>
-      <w:pPr>
-        <w:pStyle w:val="NormalWeb"/>
+        <w:t>MaNguoiDung (PK)</w:t>
+      </w:r>
+    </w:p>
+    <w:p>
+      <w:pPr>
+        <w:pStyle w:val="NormalWeb"/>
+        <w:numPr>
+          <w:ilvl w:val="0"/>
+          <w:numId w:val="15"/>
+        </w:numPr>
+      </w:pPr>
+      <w:r>
+        <w:t>HoTen</w:t>
+      </w:r>
+    </w:p>
+    <w:p>
+      <w:pPr>
+        <w:pStyle w:val="NormalWeb"/>
+        <w:numPr>
+          <w:ilvl w:val="0"/>
+          <w:numId w:val="15"/>
+        </w:numPr>
+      </w:pPr>
+      <w:r>
+        <w:t>GioiTinh</w:t>
+      </w:r>
+    </w:p>
+    <w:p>
+      <w:pPr>
+        <w:pStyle w:val="NormalWeb"/>
+        <w:numPr>
+          <w:ilvl w:val="0"/>
+          <w:numId w:val="15"/>
+        </w:numPr>
+      </w:pPr>
+      <w:r>
+        <w:t>Email</w:t>
+      </w:r>
+    </w:p>
+    <w:p>
+      <w:pPr>
+        <w:pStyle w:val="NormalWeb"/>
+        <w:numPr>
+          <w:ilvl w:val="0"/>
+          <w:numId w:val="15"/>
+        </w:numPr>
+      </w:pPr>
+      <w:r>
+        <w:t>SDT</w:t>
+      </w:r>
+    </w:p>
+    <w:p>
+      <w:pPr>
+        <w:pStyle w:val="NormalWeb"/>
+        <w:numPr>
+          <w:ilvl w:val="0"/>
+          <w:numId w:val="15"/>
+        </w:numPr>
+      </w:pPr>
+      <w:r>
+        <w:t>DiaChi</w:t>
+      </w:r>
+    </w:p>
+    <w:p>
+      <w:pPr>
+        <w:pStyle w:val="NormalWeb"/>
+        <w:numPr>
+          <w:ilvl w:val="0"/>
+          <w:numId w:val="15"/>
+        </w:numPr>
+      </w:pPr>
+      <w:r>
+        <w:t>VaiTro</w:t>
+      </w:r>
+    </w:p>
+    <w:p>
+      <w:pPr>
+        <w:pStyle w:val="NormalWeb"/>
+        <w:numPr>
+          <w:ilvl w:val="0"/>
+          <w:numId w:val="15"/>
+        </w:numPr>
+      </w:pPr>
+      <w:r>
+        <w:t>NgayDangKy</w:t>
+      </w:r>
+    </w:p>
+    <w:p>
+      <w:pPr>
+        <w:pStyle w:val="Heading3"/>
+      </w:pPr>
+      <w:r>
+        <w:rPr>
+          <w:rStyle w:val="Strong"/>
+          <w:b/>
+          <w:bCs/>
+        </w:rPr>
+        <w:t>Thực thể TAIKHOAN</w:t>
+      </w:r>
+    </w:p>
+    <w:p>
+      <w:pPr>
+        <w:pStyle w:val="NormalWeb"/>
+        <w:numPr>
+          <w:ilvl w:val="0"/>
+          <w:numId w:val="16"/>
+        </w:numPr>
       </w:pPr>
       <w:r>
         <w:rPr>
           <w:rStyle w:val="Strong"/>
           <w:rFonts w:eastAsiaTheme="majorEastAsia"/>
         </w:rPr>
-        <w:t>Tư vấn pháp luật bằng Chatbot AI</w:t>
-      </w:r>
-      <w:r>
-        <w:t xml:space="preserve"> là chức năng cốt lõi của hệ thống. Hệ thống tiếp nhận câu hỏi của người dùng bằng ngôn ngữ tự nhiên, phân tích nội dung câu hỏi, truy xuất các điều luật liên quan và sinh ra câu trả lời tư vấn phù hợp với từng trường hợp cụ thể.</w:t>
-      </w:r>
-    </w:p>
-    <w:p>
-      <w:pPr>
-        <w:pStyle w:val="NormalWeb"/>
+        <w:t>MaTaiKhoan (PK)</w:t>
+      </w:r>
+    </w:p>
+    <w:p>
+      <w:pPr>
+        <w:pStyle w:val="NormalWeb"/>
+        <w:numPr>
+          <w:ilvl w:val="0"/>
+          <w:numId w:val="16"/>
+        </w:numPr>
+      </w:pPr>
+      <w:r>
+        <w:t>TenDangNhap</w:t>
+      </w:r>
+    </w:p>
+    <w:p>
+      <w:pPr>
+        <w:pStyle w:val="NormalWeb"/>
+        <w:numPr>
+          <w:ilvl w:val="0"/>
+          <w:numId w:val="16"/>
+        </w:numPr>
+      </w:pPr>
+      <w:r>
+        <w:t>MatKhau</w:t>
+      </w:r>
+    </w:p>
+    <w:p>
+      <w:pPr>
+        <w:pStyle w:val="NormalWeb"/>
+        <w:numPr>
+          <w:ilvl w:val="0"/>
+          <w:numId w:val="16"/>
+        </w:numPr>
+      </w:pPr>
+      <w:r>
+        <w:t>TrangThai</w:t>
+      </w:r>
+    </w:p>
+    <w:p>
+      <w:pPr>
+        <w:pStyle w:val="NormalWeb"/>
+        <w:numPr>
+          <w:ilvl w:val="0"/>
+          <w:numId w:val="16"/>
+        </w:numPr>
+      </w:pPr>
+      <w:r>
+        <w:t>MaNguoiDung (FK)</w:t>
+      </w:r>
+    </w:p>
+    <w:p>
+      <w:pPr>
+        <w:pStyle w:val="Heading3"/>
+      </w:pPr>
+      <w:r>
+        <w:rPr>
+          <w:rStyle w:val="Strong"/>
+          <w:b/>
+          <w:bCs/>
+        </w:rPr>
+        <w:t>Thực thể CHUDEPHAPLUAT</w:t>
+      </w:r>
+    </w:p>
+    <w:p>
+      <w:pPr>
+        <w:pStyle w:val="NormalWeb"/>
+        <w:numPr>
+          <w:ilvl w:val="0"/>
+          <w:numId w:val="17"/>
+        </w:numPr>
       </w:pPr>
       <w:r>
         <w:rPr>
           <w:rStyle w:val="Strong"/>
           <w:rFonts w:eastAsiaTheme="majorEastAsia"/>
         </w:rPr>
+        <w:t>MaChuDe (PK)</w:t>
+      </w:r>
+    </w:p>
+    <w:p>
+      <w:pPr>
+        <w:pStyle w:val="NormalWeb"/>
+        <w:numPr>
+          <w:ilvl w:val="0"/>
+          <w:numId w:val="17"/>
+        </w:numPr>
+      </w:pPr>
+      <w:r>
+        <w:t>TenChuDe</w:t>
+      </w:r>
+    </w:p>
+    <w:p>
+      <w:pPr>
+        <w:pStyle w:val="NormalWeb"/>
+        <w:numPr>
+          <w:ilvl w:val="0"/>
+          <w:numId w:val="17"/>
+        </w:numPr>
+      </w:pPr>
+      <w:r>
+        <w:t>MoTa</w:t>
+      </w:r>
+    </w:p>
+    <w:p>
+      <w:pPr>
+        <w:pStyle w:val="Heading3"/>
+      </w:pPr>
+      <w:r>
+        <w:rPr>
+          <w:rStyle w:val="Strong"/>
+          <w:b/>
+          <w:bCs/>
+        </w:rPr>
+        <w:t>Thực thể VANBANPHAPLUAT</w:t>
+      </w:r>
+    </w:p>
+    <w:p>
+      <w:pPr>
+        <w:pStyle w:val="NormalWeb"/>
+        <w:numPr>
+          <w:ilvl w:val="0"/>
+          <w:numId w:val="18"/>
+        </w:numPr>
+      </w:pPr>
+      <w:r>
+        <w:rPr>
+          <w:rStyle w:val="Strong"/>
+          <w:rFonts w:eastAsiaTheme="majorEastAsia"/>
+        </w:rPr>
+        <w:t>MaVanBan (PK)</w:t>
+      </w:r>
+    </w:p>
+    <w:p>
+      <w:pPr>
+        <w:pStyle w:val="NormalWeb"/>
+        <w:numPr>
+          <w:ilvl w:val="0"/>
+          <w:numId w:val="18"/>
+        </w:numPr>
+      </w:pPr>
+      <w:r>
+        <w:t>TenVanBan</w:t>
+      </w:r>
+    </w:p>
+    <w:p>
+      <w:pPr>
+        <w:pStyle w:val="NormalWeb"/>
+        <w:numPr>
+          <w:ilvl w:val="0"/>
+          <w:numId w:val="18"/>
+        </w:numPr>
+      </w:pPr>
+      <w:r>
         <w:lastRenderedPageBreak/>
-        <w:t>Quản lý dữ liệu pháp luật</w:t>
-      </w:r>
-      <w:r>
-        <w:t xml:space="preserve"> cho phép quản trị viên thêm mới, chỉnh sửa hoặc xóa các văn bản pháp luật, quản lý nội dung điều luật và các chủ đề pháp luật nhằm đảm bảo dữ liệu luôn chính xác và cập nhật.</w:t>
-      </w:r>
-    </w:p>
-    <w:p>
-      <w:pPr>
-        <w:pStyle w:val="NormalWeb"/>
+        <w:t>SoHieu</w:t>
+      </w:r>
+    </w:p>
+    <w:p>
+      <w:pPr>
+        <w:pStyle w:val="NormalWeb"/>
+        <w:numPr>
+          <w:ilvl w:val="0"/>
+          <w:numId w:val="18"/>
+        </w:numPr>
+      </w:pPr>
+      <w:r>
+        <w:t>NgayBanHanh</w:t>
+      </w:r>
+    </w:p>
+    <w:p>
+      <w:pPr>
+        <w:pStyle w:val="NormalWeb"/>
+        <w:numPr>
+          <w:ilvl w:val="0"/>
+          <w:numId w:val="18"/>
+        </w:numPr>
+      </w:pPr>
+      <w:r>
+        <w:t>CoQuanBanHanh</w:t>
+      </w:r>
+    </w:p>
+    <w:p>
+      <w:pPr>
+        <w:pStyle w:val="NormalWeb"/>
+        <w:numPr>
+          <w:ilvl w:val="0"/>
+          <w:numId w:val="18"/>
+        </w:numPr>
+      </w:pPr>
+      <w:r>
+        <w:t>LinhVuc</w:t>
+      </w:r>
+    </w:p>
+    <w:p>
+      <w:pPr>
+        <w:pStyle w:val="Heading3"/>
+      </w:pPr>
+      <w:r>
+        <w:rPr>
+          <w:rStyle w:val="Strong"/>
+          <w:b/>
+          <w:bCs/>
+        </w:rPr>
+        <w:t>Thực thể DIEULUAT</w:t>
+      </w:r>
+    </w:p>
+    <w:p>
+      <w:pPr>
+        <w:pStyle w:val="NormalWeb"/>
+        <w:numPr>
+          <w:ilvl w:val="0"/>
+          <w:numId w:val="19"/>
+        </w:numPr>
       </w:pPr>
       <w:r>
         <w:rPr>
           <w:rStyle w:val="Strong"/>
           <w:rFonts w:eastAsiaTheme="majorEastAsia"/>
         </w:rPr>
-        <w:t>Quản lý hội thoại</w:t>
-      </w:r>
-      <w:r>
-        <w:t xml:space="preserve"> hỗ trợ lưu trữ toàn bộ lịch sử tư vấn và cho phép người dùng xem lại các phiên hội thoại đã thực hiện trước đó.</w:t>
-      </w:r>
-    </w:p>
-    <w:p>
-      <w:pPr>
-        <w:pStyle w:val="NormalWeb"/>
+        <w:t>MaDieu (PK)</w:t>
+      </w:r>
+    </w:p>
+    <w:p>
+      <w:pPr>
+        <w:pStyle w:val="NormalWeb"/>
+        <w:numPr>
+          <w:ilvl w:val="0"/>
+          <w:numId w:val="19"/>
+        </w:numPr>
+      </w:pPr>
+      <w:r>
+        <w:t>SoDieu</w:t>
+      </w:r>
+    </w:p>
+    <w:p>
+      <w:pPr>
+        <w:pStyle w:val="NormalWeb"/>
+        <w:numPr>
+          <w:ilvl w:val="0"/>
+          <w:numId w:val="19"/>
+        </w:numPr>
+      </w:pPr>
+      <w:r>
+        <w:t>NoiDungDieu</w:t>
+      </w:r>
+    </w:p>
+    <w:p>
+      <w:pPr>
+        <w:pStyle w:val="NormalWeb"/>
+        <w:numPr>
+          <w:ilvl w:val="0"/>
+          <w:numId w:val="19"/>
+        </w:numPr>
+      </w:pPr>
+      <w:r>
+        <w:t>MaVanBan (FK)</w:t>
+      </w:r>
+    </w:p>
+    <w:p>
+      <w:pPr>
+        <w:pStyle w:val="Heading3"/>
+      </w:pPr>
+      <w:r>
+        <w:rPr>
+          <w:rStyle w:val="Strong"/>
+          <w:b/>
+          <w:bCs/>
+        </w:rPr>
+        <w:t>Thực thể CAUHOI</w:t>
+      </w:r>
+    </w:p>
+    <w:p>
+      <w:pPr>
+        <w:pStyle w:val="NormalWeb"/>
+        <w:numPr>
+          <w:ilvl w:val="0"/>
+          <w:numId w:val="20"/>
+        </w:numPr>
       </w:pPr>
       <w:r>
         <w:rPr>
           <w:rStyle w:val="Strong"/>
           <w:rFonts w:eastAsiaTheme="majorEastAsia"/>
         </w:rPr>
-        <w:t>Đánh giá và thống kê</w:t>
-      </w:r>
-      <w:r>
-        <w:t xml:space="preserve"> cho phép người dùng đánh giá chất lượng câu trả lời của chatbot. Đồng thời, hệ thống hỗ trợ thống kê số lượng câu hỏi, mức độ hài lòng của người dùng và xuất báo cáo phục vụ công tác quản lý.</w:t>
-      </w:r>
-    </w:p>
-    <w:p>
-      <w:r>
+        <w:t>MaCauHoi (PK)</w:t>
+      </w:r>
+    </w:p>
+    <w:p>
+      <w:pPr>
+        <w:pStyle w:val="NormalWeb"/>
+        <w:numPr>
+          <w:ilvl w:val="0"/>
+          <w:numId w:val="20"/>
+        </w:numPr>
+      </w:pPr>
+      <w:r>
+        <w:t>NoiDungCauHoi</w:t>
+      </w:r>
+    </w:p>
+    <w:p>
+      <w:pPr>
+        <w:pStyle w:val="NormalWeb"/>
+        <w:numPr>
+          <w:ilvl w:val="0"/>
+          <w:numId w:val="20"/>
+        </w:numPr>
+      </w:pPr>
+      <w:r>
+        <w:t>ThoiGianGui</w:t>
+      </w:r>
+    </w:p>
+    <w:p>
+      <w:pPr>
+        <w:pStyle w:val="NormalWeb"/>
+        <w:numPr>
+          <w:ilvl w:val="0"/>
+          <w:numId w:val="20"/>
+        </w:numPr>
+      </w:pPr>
+      <w:r>
+        <w:t>MaNguoiDung (FK)</w:t>
+      </w:r>
+    </w:p>
+    <w:p>
+      <w:pPr>
+        <w:pStyle w:val="NormalWeb"/>
+        <w:numPr>
+          <w:ilvl w:val="0"/>
+          <w:numId w:val="20"/>
+        </w:numPr>
+      </w:pPr>
+      <w:r>
+        <w:t>MaChuDe (FK)</w:t>
+      </w:r>
+    </w:p>
+    <w:p>
+      <w:pPr>
+        <w:pStyle w:val="Heading3"/>
+      </w:pPr>
+      <w:r>
+        <w:rPr>
+          <w:rStyle w:val="Strong"/>
+          <w:b/>
+          <w:bCs/>
+        </w:rPr>
+        <w:t>Thực thể CAUTRALOI</w:t>
+      </w:r>
+    </w:p>
+    <w:p>
+      <w:pPr>
+        <w:pStyle w:val="NormalWeb"/>
+        <w:numPr>
+          <w:ilvl w:val="0"/>
+          <w:numId w:val="21"/>
+        </w:numPr>
+      </w:pPr>
+      <w:r>
+        <w:rPr>
+          <w:rStyle w:val="Strong"/>
+          <w:rFonts w:eastAsiaTheme="majorEastAsia"/>
+        </w:rPr>
+        <w:t>MaCauTraLoi (PK)</w:t>
+      </w:r>
+    </w:p>
+    <w:p>
+      <w:pPr>
+        <w:pStyle w:val="NormalWeb"/>
+        <w:numPr>
+          <w:ilvl w:val="0"/>
+          <w:numId w:val="21"/>
+        </w:numPr>
+      </w:pPr>
+      <w:r>
+        <w:t>NoiDungTraLoi</w:t>
+      </w:r>
+    </w:p>
+    <w:p>
+      <w:pPr>
+        <w:pStyle w:val="NormalWeb"/>
+        <w:numPr>
+          <w:ilvl w:val="0"/>
+          <w:numId w:val="21"/>
+        </w:numPr>
+      </w:pPr>
+      <w:r>
+        <w:t>ThoiGianTraLoi</w:t>
+      </w:r>
+    </w:p>
+    <w:p>
+      <w:pPr>
+        <w:pStyle w:val="NormalWeb"/>
+        <w:numPr>
+          <w:ilvl w:val="0"/>
+          <w:numId w:val="21"/>
+        </w:numPr>
+      </w:pPr>
+      <w:r>
+        <w:t>NguonTraLoi</w:t>
+      </w:r>
+    </w:p>
+    <w:p>
+      <w:pPr>
+        <w:pStyle w:val="NormalWeb"/>
+        <w:numPr>
+          <w:ilvl w:val="0"/>
+          <w:numId w:val="21"/>
+        </w:numPr>
+      </w:pPr>
+      <w:r>
+        <w:t>MaCauHoi (FK)</w:t>
+      </w:r>
+    </w:p>
+    <w:p>
+      <w:pPr>
+        <w:pStyle w:val="Heading3"/>
+      </w:pPr>
+      <w:r>
+        <w:rPr>
+          <w:rStyle w:val="Strong"/>
+          <w:b/>
+          <w:bCs/>
+        </w:rPr>
+        <w:t>Thực thể HOITHOAI</w:t>
+      </w:r>
+    </w:p>
+    <w:p>
+      <w:pPr>
+        <w:pStyle w:val="NormalWeb"/>
+        <w:numPr>
+          <w:ilvl w:val="0"/>
+          <w:numId w:val="22"/>
+        </w:numPr>
+      </w:pPr>
+      <w:r>
+        <w:rPr>
+          <w:rStyle w:val="Strong"/>
+          <w:rFonts w:eastAsiaTheme="majorEastAsia"/>
+        </w:rPr>
+        <w:t>MaHoiThoai (PK)</w:t>
+      </w:r>
+    </w:p>
+    <w:p>
+      <w:pPr>
+        <w:pStyle w:val="NormalWeb"/>
+        <w:numPr>
+          <w:ilvl w:val="0"/>
+          <w:numId w:val="22"/>
+        </w:numPr>
+      </w:pPr>
+      <w:r>
+        <w:t>ThoiGianBatDau</w:t>
+      </w:r>
+    </w:p>
+    <w:p>
+      <w:pPr>
+        <w:pStyle w:val="NormalWeb"/>
+        <w:numPr>
+          <w:ilvl w:val="0"/>
+          <w:numId w:val="22"/>
+        </w:numPr>
+      </w:pPr>
+      <w:r>
+        <w:t>ThoiGianKetThuc</w:t>
+      </w:r>
+    </w:p>
+    <w:p>
+      <w:pPr>
+        <w:pStyle w:val="NormalWeb"/>
+        <w:numPr>
+          <w:ilvl w:val="0"/>
+          <w:numId w:val="22"/>
+        </w:numPr>
+      </w:pPr>
+      <w:r>
+        <w:t>MaNguoiDung (FK)</w:t>
+      </w:r>
+    </w:p>
+    <w:p>
+      <w:pPr>
+        <w:pStyle w:val="Heading3"/>
+      </w:pPr>
+      <w:r>
+        <w:rPr>
+          <w:rStyle w:val="Strong"/>
+          <w:b/>
+          <w:bCs/>
+        </w:rPr>
+        <w:t>Thực thể CHITIETHOITHOAI</w:t>
+      </w:r>
+    </w:p>
+    <w:p>
+      <w:pPr>
+        <w:pStyle w:val="NormalWeb"/>
+        <w:numPr>
+          <w:ilvl w:val="0"/>
+          <w:numId w:val="23"/>
+        </w:numPr>
+      </w:pPr>
+      <w:r>
+        <w:rPr>
+          <w:rStyle w:val="Strong"/>
+          <w:rFonts w:eastAsiaTheme="majorEastAsia"/>
+        </w:rPr>
+        <w:t>MaChiTiet (PK)</w:t>
+      </w:r>
+    </w:p>
+    <w:p>
+      <w:pPr>
+        <w:pStyle w:val="NormalWeb"/>
+        <w:numPr>
+          <w:ilvl w:val="0"/>
+          <w:numId w:val="23"/>
+        </w:numPr>
+      </w:pPr>
+      <w:r>
+        <w:t>NoiDung</w:t>
+      </w:r>
+    </w:p>
+    <w:p>
+      <w:pPr>
+        <w:pStyle w:val="NormalWeb"/>
+        <w:numPr>
+          <w:ilvl w:val="0"/>
+          <w:numId w:val="23"/>
+        </w:numPr>
+      </w:pPr>
+      <w:r>
+        <w:t>LoaiNoiDung</w:t>
+      </w:r>
+    </w:p>
+    <w:p>
+      <w:pPr>
+        <w:pStyle w:val="NormalWeb"/>
+        <w:numPr>
+          <w:ilvl w:val="0"/>
+          <w:numId w:val="23"/>
+        </w:numPr>
+      </w:pPr>
+      <w:r>
+        <w:t>ThoiGian</w:t>
+      </w:r>
+    </w:p>
+    <w:p>
+      <w:pPr>
+        <w:pStyle w:val="NormalWeb"/>
+        <w:numPr>
+          <w:ilvl w:val="0"/>
+          <w:numId w:val="23"/>
+        </w:numPr>
+      </w:pPr>
+      <w:r>
+        <w:t>MaHoiThoai (FK)</w:t>
+      </w:r>
+    </w:p>
+    <w:p>
+      <w:pPr>
+        <w:pStyle w:val="Heading3"/>
+      </w:pPr>
+      <w:r>
+        <w:rPr>
+          <w:rStyle w:val="Strong"/>
+          <w:b/>
+          <w:bCs/>
+        </w:rPr>
+        <w:t>Thực thể DANHGIATRALOI</w:t>
+      </w:r>
+    </w:p>
+    <w:p>
+      <w:pPr>
+        <w:pStyle w:val="NormalWeb"/>
+        <w:numPr>
+          <w:ilvl w:val="0"/>
+          <w:numId w:val="24"/>
+        </w:numPr>
+      </w:pPr>
+      <w:r>
+        <w:rPr>
+          <w:rStyle w:val="Strong"/>
+          <w:rFonts w:eastAsiaTheme="majorEastAsia"/>
+        </w:rPr>
+        <w:t>MaDanhGia (PK)</w:t>
+      </w:r>
+    </w:p>
+    <w:p>
+      <w:pPr>
+        <w:pStyle w:val="NormalWeb"/>
+        <w:numPr>
+          <w:ilvl w:val="0"/>
+          <w:numId w:val="24"/>
+        </w:numPr>
+      </w:pPr>
+      <w:r>
+        <w:t>MucDoHaiLong</w:t>
+      </w:r>
+    </w:p>
+    <w:p>
+      <w:pPr>
+        <w:pStyle w:val="NormalWeb"/>
+        <w:numPr>
+          <w:ilvl w:val="0"/>
+          <w:numId w:val="24"/>
+        </w:numPr>
+      </w:pPr>
+      <w:r>
+        <w:t>NhanXet</w:t>
+      </w:r>
+    </w:p>
+    <w:p>
+      <w:pPr>
+        <w:pStyle w:val="NormalWeb"/>
+        <w:numPr>
+          <w:ilvl w:val="0"/>
+          <w:numId w:val="24"/>
+        </w:numPr>
+      </w:pPr>
+      <w:r>
+        <w:t>MaCauTraLoi (FK)</w:t>
+      </w:r>
+    </w:p>
+    <w:p>
+      <w:pPr>
+        <w:pStyle w:val="NormalWeb"/>
+        <w:numPr>
+          <w:ilvl w:val="0"/>
+          <w:numId w:val="24"/>
+        </w:numPr>
+      </w:pPr>
+      <w:r>
+        <w:t>MaNguoiDung (FK)</w:t>
+      </w:r>
+    </w:p>
+    <w:p>
+      <w:r>
+        <w:lastRenderedPageBreak/>
         <w:pict>
           <v:rect id="_x0000_i1046" style="width:0;height:1.5pt" o:hralign="center" o:hrstd="t" o:hr="t" fillcolor="#a0a0a0" stroked="f"/>
         </w:pict>
@@ -3570,77 +4294,537 @@
     </w:p>
     <w:p>
       <w:pPr>
+        <w:pStyle w:val="Heading2"/>
+      </w:pPr>
+      <w:r>
+        <w:rPr>
+          <w:rStyle w:val="Strong"/>
+          <w:rFonts w:eastAsiaTheme="majorEastAsia"/>
+          <w:b/>
+          <w:bCs/>
+        </w:rPr>
+        <w:t>4.4 Xác định các chức năng của hệ thống</w:t>
+      </w:r>
+    </w:p>
+    <w:p>
+      <w:pPr>
         <w:pStyle w:val="Heading3"/>
       </w:pPr>
       <w:r>
-        <w:t>4. XÁC ĐỊNH CÁC MỐI QUAN HỆ</w:t>
-      </w:r>
-    </w:p>
-    <w:p>
-      <w:pPr>
-        <w:pStyle w:val="NormalWeb"/>
-      </w:pPr>
-      <w:r>
-        <w:t>Trong hệ thống, một người dùng có một tài khoản đăng nhập và mỗi tài khoản đăng nhập chỉ thuộc về một người dùng, tạo thành mối quan hệ một – một.</w:t>
-      </w:r>
-    </w:p>
-    <w:p>
-      <w:pPr>
-        <w:pStyle w:val="NormalWeb"/>
-      </w:pPr>
-      <w:r>
-        <w:t>Một người dùng có thể tham gia nhiều phiên hội thoại khác nhau, trong khi mỗi phiên hội thoại chỉ thuộc về một người dùng, tạo thành mối quan hệ một – nhiều.</w:t>
-      </w:r>
-    </w:p>
-    <w:p>
-      <w:pPr>
-        <w:pStyle w:val="NormalWeb"/>
-      </w:pPr>
-      <w:r>
-        <w:t>Mỗi phiên hội thoại bao gồm nhiều nội dung trao đổi giữa người dùng và chatbot, do đó giữa hội thoại và chi tiết hội thoại tồn tại mối quan hệ một – nhiều.</w:t>
-      </w:r>
-    </w:p>
-    <w:p>
-      <w:pPr>
-        <w:pStyle w:val="NormalWeb"/>
-      </w:pPr>
-      <w:r>
-        <w:t>Một người dùng có thể gửi nhiều câu hỏi tư vấn pháp luật, nhưng mỗi câu hỏi chỉ thuộc về một người dùng, tạo thành mối quan hệ một – nhiều.</w:t>
-      </w:r>
-    </w:p>
-    <w:p>
-      <w:pPr>
-        <w:pStyle w:val="NormalWeb"/>
-      </w:pPr>
-      <w:r>
-        <w:t>Một chủ đề pháp luật có thể liên quan đến nhiều câu hỏi khác nhau, và mỗi câu hỏi chỉ thuộc về một chủ đề pháp luật, tạo thành mối quan hệ một – nhiều.</w:t>
-      </w:r>
-    </w:p>
-    <w:p>
-      <w:pPr>
-        <w:pStyle w:val="NormalWeb"/>
-      </w:pPr>
-      <w:r>
-        <w:t>Một câu hỏi có thể có nhiều câu trả lời tư vấn, nhưng mỗi câu trả lời chỉ gắn với một câu hỏi cụ thể, tạo thành mối quan hệ một – nhiều.</w:t>
-      </w:r>
-    </w:p>
-    <w:p>
-      <w:pPr>
-        <w:pStyle w:val="NormalWeb"/>
-      </w:pPr>
-      <w:r>
-        <w:t>Một văn bản pháp luật có thể chứa nhiều điều luật, trong khi mỗi điều luật chỉ thuộc về một văn bản pháp luật, tạo thành mối quan hệ một – nhiều.</w:t>
-      </w:r>
-    </w:p>
-    <w:p>
-      <w:pPr>
-        <w:pStyle w:val="NormalWeb"/>
-      </w:pPr>
-      <w:r>
-        <w:t>Một câu trả lời tư vấn có thể nhận được nhiều đánh giá từ người dùng, nhưng mỗi đánh giá chỉ gắn với một câu trả lời, tạo thành mối quan hệ một – nhiều.</w:t>
-      </w:r>
-    </w:p>
-    <w:p>
+        <w:rPr>
+          <w:rStyle w:val="Strong"/>
+          <w:b/>
+          <w:bCs/>
+        </w:rPr>
+        <w:t>1. Quản lý người dùng</w:t>
+      </w:r>
+    </w:p>
+    <w:p>
+      <w:pPr>
+        <w:pStyle w:val="NormalWeb"/>
+        <w:numPr>
+          <w:ilvl w:val="0"/>
+          <w:numId w:val="25"/>
+        </w:numPr>
+      </w:pPr>
+      <w:r>
+        <w:t>Đăng ký, đăng nhập hệ thống</w:t>
+      </w:r>
+    </w:p>
+    <w:p>
+      <w:pPr>
+        <w:pStyle w:val="NormalWeb"/>
+        <w:numPr>
+          <w:ilvl w:val="0"/>
+          <w:numId w:val="25"/>
+        </w:numPr>
+      </w:pPr>
+      <w:r>
+        <w:t>Cập nhật thông tin cá nhân</w:t>
+      </w:r>
+    </w:p>
+    <w:p>
+      <w:pPr>
+        <w:pStyle w:val="NormalWeb"/>
+        <w:numPr>
+          <w:ilvl w:val="0"/>
+          <w:numId w:val="25"/>
+        </w:numPr>
+      </w:pPr>
+      <w:r>
+        <w:t>Phân quyền người dùng (người dùng, luật sư, quản trị viên)</w:t>
+      </w:r>
+    </w:p>
+    <w:p>
+      <w:pPr>
+        <w:pStyle w:val="Heading3"/>
+      </w:pPr>
+      <w:r>
+        <w:rPr>
+          <w:rStyle w:val="Strong"/>
+          <w:b/>
+          <w:bCs/>
+        </w:rPr>
+        <w:t>2. Tư vấn pháp luật bằng Chatbot AI</w:t>
+      </w:r>
+    </w:p>
+    <w:p>
+      <w:pPr>
+        <w:pStyle w:val="NormalWeb"/>
+        <w:numPr>
+          <w:ilvl w:val="0"/>
+          <w:numId w:val="26"/>
+        </w:numPr>
+      </w:pPr>
+      <w:r>
+        <w:t>Tiếp nhận câu hỏi bằng ngôn ngữ tự nhiên</w:t>
+      </w:r>
+    </w:p>
+    <w:p>
+      <w:pPr>
+        <w:pStyle w:val="NormalWeb"/>
+        <w:numPr>
+          <w:ilvl w:val="0"/>
+          <w:numId w:val="26"/>
+        </w:numPr>
+      </w:pPr>
+      <w:r>
+        <w:t>Phân tích ngữ nghĩa câu hỏi</w:t>
+      </w:r>
+    </w:p>
+    <w:p>
+      <w:pPr>
+        <w:pStyle w:val="NormalWeb"/>
+        <w:numPr>
+          <w:ilvl w:val="0"/>
+          <w:numId w:val="26"/>
+        </w:numPr>
+      </w:pPr>
+      <w:r>
+        <w:t>Tra cứu điều luật liên quan</w:t>
+      </w:r>
+    </w:p>
+    <w:p>
+      <w:pPr>
+        <w:pStyle w:val="NormalWeb"/>
+        <w:numPr>
+          <w:ilvl w:val="0"/>
+          <w:numId w:val="26"/>
+        </w:numPr>
+      </w:pPr>
+      <w:r>
+        <w:t>Sinh câu trả lời tư vấn phù hợp</w:t>
+      </w:r>
+    </w:p>
+    <w:p>
+      <w:pPr>
+        <w:pStyle w:val="Heading3"/>
+      </w:pPr>
+      <w:r>
+        <w:rPr>
+          <w:rStyle w:val="Strong"/>
+          <w:b/>
+          <w:bCs/>
+        </w:rPr>
+        <w:t>3. Quản lý dữ liệu pháp luật</w:t>
+      </w:r>
+    </w:p>
+    <w:p>
+      <w:pPr>
+        <w:pStyle w:val="NormalWeb"/>
+        <w:numPr>
+          <w:ilvl w:val="0"/>
+          <w:numId w:val="27"/>
+        </w:numPr>
+      </w:pPr>
+      <w:r>
+        <w:t>Quản lý văn bản pháp luật</w:t>
+      </w:r>
+    </w:p>
+    <w:p>
+      <w:pPr>
+        <w:pStyle w:val="NormalWeb"/>
+        <w:numPr>
+          <w:ilvl w:val="0"/>
+          <w:numId w:val="27"/>
+        </w:numPr>
+      </w:pPr>
+      <w:r>
+        <w:t>Quản lý điều luật</w:t>
+      </w:r>
+    </w:p>
+    <w:p>
+      <w:pPr>
+        <w:pStyle w:val="NormalWeb"/>
+        <w:numPr>
+          <w:ilvl w:val="0"/>
+          <w:numId w:val="27"/>
+        </w:numPr>
+      </w:pPr>
+      <w:r>
+        <w:t>Quản lý chủ đề pháp luật</w:t>
+      </w:r>
+    </w:p>
+    <w:p>
+      <w:pPr>
+        <w:pStyle w:val="Heading3"/>
+      </w:pPr>
+      <w:r>
+        <w:rPr>
+          <w:rStyle w:val="Strong"/>
+          <w:b/>
+          <w:bCs/>
+        </w:rPr>
+        <w:t>4. Quản lý hội thoại</w:t>
+      </w:r>
+    </w:p>
+    <w:p>
+      <w:pPr>
+        <w:pStyle w:val="NormalWeb"/>
+        <w:numPr>
+          <w:ilvl w:val="0"/>
+          <w:numId w:val="28"/>
+        </w:numPr>
+      </w:pPr>
+      <w:r>
+        <w:t>Lưu trữ lịch sử hội thoại</w:t>
+      </w:r>
+    </w:p>
+    <w:p>
+      <w:pPr>
+        <w:pStyle w:val="NormalWeb"/>
+        <w:numPr>
+          <w:ilvl w:val="0"/>
+          <w:numId w:val="28"/>
+        </w:numPr>
+      </w:pPr>
+      <w:r>
+        <w:t>Cho phép người dùng xem lại các phiên tư vấn</w:t>
+      </w:r>
+    </w:p>
+    <w:p>
+      <w:pPr>
+        <w:pStyle w:val="Heading3"/>
+      </w:pPr>
+      <w:r>
+        <w:rPr>
+          <w:rStyle w:val="Strong"/>
+          <w:b/>
+          <w:bCs/>
+        </w:rPr>
+        <w:t>5. Đánh giá và thống kê</w:t>
+      </w:r>
+    </w:p>
+    <w:p>
+      <w:pPr>
+        <w:pStyle w:val="NormalWeb"/>
+        <w:numPr>
+          <w:ilvl w:val="0"/>
+          <w:numId w:val="29"/>
+        </w:numPr>
+      </w:pPr>
+      <w:r>
+        <w:t>Đánh giá mức độ hài lòng của người dùng</w:t>
+      </w:r>
+    </w:p>
+    <w:p>
+      <w:pPr>
+        <w:pStyle w:val="NormalWeb"/>
+        <w:numPr>
+          <w:ilvl w:val="0"/>
+          <w:numId w:val="29"/>
+        </w:numPr>
+      </w:pPr>
+      <w:r>
+        <w:t>Thống kê số lượng câu hỏi, phiên hội thoại</w:t>
+      </w:r>
+    </w:p>
+    <w:p>
+      <w:pPr>
+        <w:pStyle w:val="NormalWeb"/>
+        <w:numPr>
+          <w:ilvl w:val="0"/>
+          <w:numId w:val="29"/>
+        </w:numPr>
+      </w:pPr>
+      <w:r>
+        <w:t>Xuất báo cáo phục vụ quản lý</w:t>
+      </w:r>
+    </w:p>
+    <w:p>
+      <w:r>
+        <w:pict>
+          <v:rect id="_x0000_i1047" style="width:0;height:1.5pt" o:hralign="center" o:hrstd="t" o:hr="t" fillcolor="#a0a0a0" stroked="f"/>
+        </w:pict>
+      </w:r>
+    </w:p>
+    <w:p>
+      <w:pPr>
+        <w:pStyle w:val="Heading2"/>
+      </w:pPr>
+      <w:r>
+        <w:rPr>
+          <w:rStyle w:val="Strong"/>
+          <w:rFonts w:eastAsiaTheme="majorEastAsia"/>
+          <w:b/>
+          <w:bCs/>
+        </w:rPr>
+        <w:t>4.5 Xác định các mối quan hệ giữa các thực thể</w:t>
+      </w:r>
+    </w:p>
+    <w:p>
+      <w:pPr>
+        <w:pStyle w:val="NormalWeb"/>
+        <w:numPr>
+          <w:ilvl w:val="0"/>
+          <w:numId w:val="30"/>
+        </w:numPr>
+      </w:pPr>
+      <w:r>
+        <w:rPr>
+          <w:rStyle w:val="Strong"/>
+          <w:rFonts w:eastAsiaTheme="majorEastAsia"/>
+        </w:rPr>
+        <w:t>NGUOIDUNG – TAIKHOAN</w:t>
+      </w:r>
+      <w:r>
+        <w:br/>
+        <w:t>Một người dùng có một tài khoản đăng nhập</w:t>
+      </w:r>
+      <w:r>
+        <w:br/>
+        <w:t xml:space="preserve">→ Quan hệ </w:t>
+      </w:r>
+      <w:r>
+        <w:rPr>
+          <w:rStyle w:val="Strong"/>
+          <w:rFonts w:eastAsiaTheme="majorEastAsia"/>
+        </w:rPr>
+        <w:t>1 – 1</w:t>
+      </w:r>
+    </w:p>
+    <w:p>
+      <w:pPr>
+        <w:pStyle w:val="NormalWeb"/>
+        <w:numPr>
+          <w:ilvl w:val="0"/>
+          <w:numId w:val="30"/>
+        </w:numPr>
+      </w:pPr>
+      <w:r>
+        <w:rPr>
+          <w:rStyle w:val="Strong"/>
+          <w:rFonts w:eastAsiaTheme="majorEastAsia"/>
+        </w:rPr>
+        <w:t>NGUOIDUNG – HOITHOAI</w:t>
+      </w:r>
+      <w:r>
+        <w:br/>
+        <w:t>Một người dùng có thể có nhiều phiên hội thoại</w:t>
+      </w:r>
+      <w:r>
+        <w:br/>
+        <w:t xml:space="preserve">→ Quan hệ </w:t>
+      </w:r>
+      <w:r>
+        <w:rPr>
+          <w:rStyle w:val="Strong"/>
+          <w:rFonts w:eastAsiaTheme="majorEastAsia"/>
+        </w:rPr>
+        <w:t>1 – N</w:t>
+      </w:r>
+    </w:p>
+    <w:p>
+      <w:pPr>
+        <w:pStyle w:val="NormalWeb"/>
+        <w:numPr>
+          <w:ilvl w:val="0"/>
+          <w:numId w:val="30"/>
+        </w:numPr>
+      </w:pPr>
+      <w:r>
+        <w:rPr>
+          <w:rStyle w:val="Strong"/>
+          <w:rFonts w:eastAsiaTheme="majorEastAsia"/>
+        </w:rPr>
+        <w:t>HOITHOAI – CHITIETHOITHOAI</w:t>
+      </w:r>
+      <w:r>
+        <w:br/>
+        <w:t>Một hội thoại gồm nhiều nội dung trao đổi</w:t>
+      </w:r>
+      <w:r>
+        <w:br/>
+        <w:t xml:space="preserve">→ Quan hệ </w:t>
+      </w:r>
+      <w:r>
+        <w:rPr>
+          <w:rStyle w:val="Strong"/>
+          <w:rFonts w:eastAsiaTheme="majorEastAsia"/>
+        </w:rPr>
+        <w:t>1 – N</w:t>
+      </w:r>
+    </w:p>
+    <w:p>
+      <w:pPr>
+        <w:pStyle w:val="NormalWeb"/>
+        <w:numPr>
+          <w:ilvl w:val="0"/>
+          <w:numId w:val="30"/>
+        </w:numPr>
+      </w:pPr>
+      <w:r>
+        <w:rPr>
+          <w:rStyle w:val="Strong"/>
+          <w:rFonts w:eastAsiaTheme="majorEastAsia"/>
+        </w:rPr>
+        <w:lastRenderedPageBreak/>
+        <w:t>NGUOIDUNG – CAUHOI</w:t>
+      </w:r>
+      <w:r>
+        <w:br/>
+        <w:t>Một người dùng có thể gửi nhiều câu hỏi</w:t>
+      </w:r>
+      <w:r>
+        <w:br/>
+        <w:t xml:space="preserve">→ Quan hệ </w:t>
+      </w:r>
+      <w:r>
+        <w:rPr>
+          <w:rStyle w:val="Strong"/>
+          <w:rFonts w:eastAsiaTheme="majorEastAsia"/>
+        </w:rPr>
+        <w:t>1 – N</w:t>
+      </w:r>
+    </w:p>
+    <w:p>
+      <w:pPr>
+        <w:pStyle w:val="NormalWeb"/>
+        <w:numPr>
+          <w:ilvl w:val="0"/>
+          <w:numId w:val="30"/>
+        </w:numPr>
+      </w:pPr>
+      <w:r>
+        <w:rPr>
+          <w:rStyle w:val="Strong"/>
+          <w:rFonts w:eastAsiaTheme="majorEastAsia"/>
+        </w:rPr>
+        <w:t>CHUDEPHAPLUAT – CAUHOI</w:t>
+      </w:r>
+      <w:r>
+        <w:br/>
+        <w:t>Một chủ đề pháp luật liên quan đến nhiều câu hỏi</w:t>
+      </w:r>
+      <w:r>
+        <w:br/>
+        <w:t xml:space="preserve">→ Quan hệ </w:t>
+      </w:r>
+      <w:r>
+        <w:rPr>
+          <w:rStyle w:val="Strong"/>
+          <w:rFonts w:eastAsiaTheme="majorEastAsia"/>
+        </w:rPr>
+        <w:t>1 – N</w:t>
+      </w:r>
+    </w:p>
+    <w:p>
+      <w:pPr>
+        <w:pStyle w:val="NormalWeb"/>
+        <w:numPr>
+          <w:ilvl w:val="0"/>
+          <w:numId w:val="30"/>
+        </w:numPr>
+      </w:pPr>
+      <w:r>
+        <w:rPr>
+          <w:rStyle w:val="Strong"/>
+          <w:rFonts w:eastAsiaTheme="majorEastAsia"/>
+        </w:rPr>
+        <w:t>CAUHOI – CAUTRALOI</w:t>
+      </w:r>
+      <w:r>
+        <w:br/>
+        <w:t>Một câu hỏi có thể có nhiều câu trả lời</w:t>
+      </w:r>
+      <w:r>
+        <w:br/>
+        <w:t xml:space="preserve">→ Quan hệ </w:t>
+      </w:r>
+      <w:r>
+        <w:rPr>
+          <w:rStyle w:val="Strong"/>
+          <w:rFonts w:eastAsiaTheme="majorEastAsia"/>
+        </w:rPr>
+        <w:t>1 – N</w:t>
+      </w:r>
+    </w:p>
+    <w:p>
+      <w:pPr>
+        <w:pStyle w:val="NormalWeb"/>
+        <w:numPr>
+          <w:ilvl w:val="0"/>
+          <w:numId w:val="30"/>
+        </w:numPr>
+      </w:pPr>
+      <w:r>
+        <w:rPr>
+          <w:rStyle w:val="Strong"/>
+          <w:rFonts w:eastAsiaTheme="majorEastAsia"/>
+        </w:rPr>
+        <w:t>VANBANPHAPLUAT – DIEULUAT</w:t>
+      </w:r>
+      <w:r>
+        <w:br/>
+        <w:t>Một văn bản pháp luật có nhiều điều luật</w:t>
+      </w:r>
+      <w:r>
+        <w:br/>
+        <w:t xml:space="preserve">→ Quan hệ </w:t>
+      </w:r>
+      <w:r>
+        <w:rPr>
+          <w:rStyle w:val="Strong"/>
+          <w:rFonts w:eastAsiaTheme="majorEastAsia"/>
+        </w:rPr>
+        <w:t>1 – N</w:t>
+      </w:r>
+    </w:p>
+    <w:p>
+      <w:pPr>
+        <w:pStyle w:val="NormalWeb"/>
+        <w:numPr>
+          <w:ilvl w:val="0"/>
+          <w:numId w:val="30"/>
+        </w:numPr>
+      </w:pPr>
+      <w:r>
+        <w:rPr>
+          <w:rStyle w:val="Strong"/>
+          <w:rFonts w:eastAsiaTheme="majorEastAsia"/>
+        </w:rPr>
+        <w:t>CAUTRALOI – DANHGIATRALOI</w:t>
+      </w:r>
+      <w:r>
+        <w:br/>
+        <w:t>Một câu trả lời có thể nhận nhiều đánh giá</w:t>
+      </w:r>
+      <w:r>
+        <w:br/>
+        <w:t xml:space="preserve">→ Quan hệ </w:t>
+      </w:r>
+      <w:r>
+        <w:rPr>
+          <w:rStyle w:val="Strong"/>
+          <w:rFonts w:eastAsiaTheme="majorEastAsia"/>
+        </w:rPr>
+        <w:t>1 – N</w:t>
+      </w:r>
+    </w:p>
+    <w:p>
+      <w:pPr>
+        <w:pStyle w:val="Heading2"/>
+      </w:pPr>
       <w:bookmarkStart w:id="0" w:name="_GoBack"/>
       <w:bookmarkEnd w:id="0"/>
     </w:p>
@@ -3806,6 +4990,751 @@
     </w:lvl>
   </w:abstractNum>
   <w:abstractNum w:abstractNumId="1">
+    <w:nsid w:val="0BC53E54"/>
+    <w:multiLevelType w:val="multilevel"/>
+    <w:tmpl w:val="ACF6080C"/>
+    <w:lvl w:ilvl="0">
+      <w:start w:val="1"/>
+      <w:numFmt w:val="bullet"/>
+      <w:lvlText w:val=""/>
+      <w:lvlJc w:val="left"/>
+      <w:pPr>
+        <w:tabs>
+          <w:tab w:val="num" w:pos="720"/>
+        </w:tabs>
+        <w:ind w:left="720" w:hanging="360"/>
+      </w:pPr>
+      <w:rPr>
+        <w:rFonts w:ascii="Symbol" w:hAnsi="Symbol" w:hint="default"/>
+        <w:sz w:val="20"/>
+      </w:rPr>
+    </w:lvl>
+    <w:lvl w:ilvl="1" w:tentative="1">
+      <w:start w:val="1"/>
+      <w:numFmt w:val="bullet"/>
+      <w:lvlText w:val="o"/>
+      <w:lvlJc w:val="left"/>
+      <w:pPr>
+        <w:tabs>
+          <w:tab w:val="num" w:pos="1440"/>
+        </w:tabs>
+        <w:ind w:left="1440" w:hanging="360"/>
+      </w:pPr>
+      <w:rPr>
+        <w:rFonts w:ascii="Courier New" w:hAnsi="Courier New" w:hint="default"/>
+        <w:sz w:val="20"/>
+      </w:rPr>
+    </w:lvl>
+    <w:lvl w:ilvl="2" w:tentative="1">
+      <w:start w:val="1"/>
+      <w:numFmt w:val="bullet"/>
+      <w:lvlText w:val=""/>
+      <w:lvlJc w:val="left"/>
+      <w:pPr>
+        <w:tabs>
+          <w:tab w:val="num" w:pos="2160"/>
+        </w:tabs>
+        <w:ind w:left="2160" w:hanging="360"/>
+      </w:pPr>
+      <w:rPr>
+        <w:rFonts w:ascii="Wingdings" w:hAnsi="Wingdings" w:hint="default"/>
+        <w:sz w:val="20"/>
+      </w:rPr>
+    </w:lvl>
+    <w:lvl w:ilvl="3" w:tentative="1">
+      <w:start w:val="1"/>
+      <w:numFmt w:val="bullet"/>
+      <w:lvlText w:val=""/>
+      <w:lvlJc w:val="left"/>
+      <w:pPr>
+        <w:tabs>
+          <w:tab w:val="num" w:pos="2880"/>
+        </w:tabs>
+        <w:ind w:left="2880" w:hanging="360"/>
+      </w:pPr>
+      <w:rPr>
+        <w:rFonts w:ascii="Wingdings" w:hAnsi="Wingdings" w:hint="default"/>
+        <w:sz w:val="20"/>
+      </w:rPr>
+    </w:lvl>
+    <w:lvl w:ilvl="4" w:tentative="1">
+      <w:start w:val="1"/>
+      <w:numFmt w:val="bullet"/>
+      <w:lvlText w:val=""/>
+      <w:lvlJc w:val="left"/>
+      <w:pPr>
+        <w:tabs>
+          <w:tab w:val="num" w:pos="3600"/>
+        </w:tabs>
+        <w:ind w:left="3600" w:hanging="360"/>
+      </w:pPr>
+      <w:rPr>
+        <w:rFonts w:ascii="Wingdings" w:hAnsi="Wingdings" w:hint="default"/>
+        <w:sz w:val="20"/>
+      </w:rPr>
+    </w:lvl>
+    <w:lvl w:ilvl="5" w:tentative="1">
+      <w:start w:val="1"/>
+      <w:numFmt w:val="bullet"/>
+      <w:lvlText w:val=""/>
+      <w:lvlJc w:val="left"/>
+      <w:pPr>
+        <w:tabs>
+          <w:tab w:val="num" w:pos="4320"/>
+        </w:tabs>
+        <w:ind w:left="4320" w:hanging="360"/>
+      </w:pPr>
+      <w:rPr>
+        <w:rFonts w:ascii="Wingdings" w:hAnsi="Wingdings" w:hint="default"/>
+        <w:sz w:val="20"/>
+      </w:rPr>
+    </w:lvl>
+    <w:lvl w:ilvl="6" w:tentative="1">
+      <w:start w:val="1"/>
+      <w:numFmt w:val="bullet"/>
+      <w:lvlText w:val=""/>
+      <w:lvlJc w:val="left"/>
+      <w:pPr>
+        <w:tabs>
+          <w:tab w:val="num" w:pos="5040"/>
+        </w:tabs>
+        <w:ind w:left="5040" w:hanging="360"/>
+      </w:pPr>
+      <w:rPr>
+        <w:rFonts w:ascii="Wingdings" w:hAnsi="Wingdings" w:hint="default"/>
+        <w:sz w:val="20"/>
+      </w:rPr>
+    </w:lvl>
+    <w:lvl w:ilvl="7" w:tentative="1">
+      <w:start w:val="1"/>
+      <w:numFmt w:val="bullet"/>
+      <w:lvlText w:val=""/>
+      <w:lvlJc w:val="left"/>
+      <w:pPr>
+        <w:tabs>
+          <w:tab w:val="num" w:pos="5760"/>
+        </w:tabs>
+        <w:ind w:left="5760" w:hanging="360"/>
+      </w:pPr>
+      <w:rPr>
+        <w:rFonts w:ascii="Wingdings" w:hAnsi="Wingdings" w:hint="default"/>
+        <w:sz w:val="20"/>
+      </w:rPr>
+    </w:lvl>
+    <w:lvl w:ilvl="8" w:tentative="1">
+      <w:start w:val="1"/>
+      <w:numFmt w:val="bullet"/>
+      <w:lvlText w:val=""/>
+      <w:lvlJc w:val="left"/>
+      <w:pPr>
+        <w:tabs>
+          <w:tab w:val="num" w:pos="6480"/>
+        </w:tabs>
+        <w:ind w:left="6480" w:hanging="360"/>
+      </w:pPr>
+      <w:rPr>
+        <w:rFonts w:ascii="Wingdings" w:hAnsi="Wingdings" w:hint="default"/>
+        <w:sz w:val="20"/>
+      </w:rPr>
+    </w:lvl>
+  </w:abstractNum>
+  <w:abstractNum w:abstractNumId="2">
+    <w:nsid w:val="0D256ED7"/>
+    <w:multiLevelType w:val="multilevel"/>
+    <w:tmpl w:val="FC18C7F4"/>
+    <w:lvl w:ilvl="0">
+      <w:start w:val="1"/>
+      <w:numFmt w:val="bullet"/>
+      <w:lvlText w:val=""/>
+      <w:lvlJc w:val="left"/>
+      <w:pPr>
+        <w:tabs>
+          <w:tab w:val="num" w:pos="720"/>
+        </w:tabs>
+        <w:ind w:left="720" w:hanging="360"/>
+      </w:pPr>
+      <w:rPr>
+        <w:rFonts w:ascii="Symbol" w:hAnsi="Symbol" w:hint="default"/>
+        <w:sz w:val="20"/>
+      </w:rPr>
+    </w:lvl>
+    <w:lvl w:ilvl="1" w:tentative="1">
+      <w:start w:val="1"/>
+      <w:numFmt w:val="bullet"/>
+      <w:lvlText w:val="o"/>
+      <w:lvlJc w:val="left"/>
+      <w:pPr>
+        <w:tabs>
+          <w:tab w:val="num" w:pos="1440"/>
+        </w:tabs>
+        <w:ind w:left="1440" w:hanging="360"/>
+      </w:pPr>
+      <w:rPr>
+        <w:rFonts w:ascii="Courier New" w:hAnsi="Courier New" w:hint="default"/>
+        <w:sz w:val="20"/>
+      </w:rPr>
+    </w:lvl>
+    <w:lvl w:ilvl="2" w:tentative="1">
+      <w:start w:val="1"/>
+      <w:numFmt w:val="bullet"/>
+      <w:lvlText w:val=""/>
+      <w:lvlJc w:val="left"/>
+      <w:pPr>
+        <w:tabs>
+          <w:tab w:val="num" w:pos="2160"/>
+        </w:tabs>
+        <w:ind w:left="2160" w:hanging="360"/>
+      </w:pPr>
+      <w:rPr>
+        <w:rFonts w:ascii="Wingdings" w:hAnsi="Wingdings" w:hint="default"/>
+        <w:sz w:val="20"/>
+      </w:rPr>
+    </w:lvl>
+    <w:lvl w:ilvl="3" w:tentative="1">
+      <w:start w:val="1"/>
+      <w:numFmt w:val="bullet"/>
+      <w:lvlText w:val=""/>
+      <w:lvlJc w:val="left"/>
+      <w:pPr>
+        <w:tabs>
+          <w:tab w:val="num" w:pos="2880"/>
+        </w:tabs>
+        <w:ind w:left="2880" w:hanging="360"/>
+      </w:pPr>
+      <w:rPr>
+        <w:rFonts w:ascii="Wingdings" w:hAnsi="Wingdings" w:hint="default"/>
+        <w:sz w:val="20"/>
+      </w:rPr>
+    </w:lvl>
+    <w:lvl w:ilvl="4" w:tentative="1">
+      <w:start w:val="1"/>
+      <w:numFmt w:val="bullet"/>
+      <w:lvlText w:val=""/>
+      <w:lvlJc w:val="left"/>
+      <w:pPr>
+        <w:tabs>
+          <w:tab w:val="num" w:pos="3600"/>
+        </w:tabs>
+        <w:ind w:left="3600" w:hanging="360"/>
+      </w:pPr>
+      <w:rPr>
+        <w:rFonts w:ascii="Wingdings" w:hAnsi="Wingdings" w:hint="default"/>
+        <w:sz w:val="20"/>
+      </w:rPr>
+    </w:lvl>
+    <w:lvl w:ilvl="5" w:tentative="1">
+      <w:start w:val="1"/>
+      <w:numFmt w:val="bullet"/>
+      <w:lvlText w:val=""/>
+      <w:lvlJc w:val="left"/>
+      <w:pPr>
+        <w:tabs>
+          <w:tab w:val="num" w:pos="4320"/>
+        </w:tabs>
+        <w:ind w:left="4320" w:hanging="360"/>
+      </w:pPr>
+      <w:rPr>
+        <w:rFonts w:ascii="Wingdings" w:hAnsi="Wingdings" w:hint="default"/>
+        <w:sz w:val="20"/>
+      </w:rPr>
+    </w:lvl>
+    <w:lvl w:ilvl="6" w:tentative="1">
+      <w:start w:val="1"/>
+      <w:numFmt w:val="bullet"/>
+      <w:lvlText w:val=""/>
+      <w:lvlJc w:val="left"/>
+      <w:pPr>
+        <w:tabs>
+          <w:tab w:val="num" w:pos="5040"/>
+        </w:tabs>
+        <w:ind w:left="5040" w:hanging="360"/>
+      </w:pPr>
+      <w:rPr>
+        <w:rFonts w:ascii="Wingdings" w:hAnsi="Wingdings" w:hint="default"/>
+        <w:sz w:val="20"/>
+      </w:rPr>
+    </w:lvl>
+    <w:lvl w:ilvl="7" w:tentative="1">
+      <w:start w:val="1"/>
+      <w:numFmt w:val="bullet"/>
+      <w:lvlText w:val=""/>
+      <w:lvlJc w:val="left"/>
+      <w:pPr>
+        <w:tabs>
+          <w:tab w:val="num" w:pos="5760"/>
+        </w:tabs>
+        <w:ind w:left="5760" w:hanging="360"/>
+      </w:pPr>
+      <w:rPr>
+        <w:rFonts w:ascii="Wingdings" w:hAnsi="Wingdings" w:hint="default"/>
+        <w:sz w:val="20"/>
+      </w:rPr>
+    </w:lvl>
+    <w:lvl w:ilvl="8" w:tentative="1">
+      <w:start w:val="1"/>
+      <w:numFmt w:val="bullet"/>
+      <w:lvlText w:val=""/>
+      <w:lvlJc w:val="left"/>
+      <w:pPr>
+        <w:tabs>
+          <w:tab w:val="num" w:pos="6480"/>
+        </w:tabs>
+        <w:ind w:left="6480" w:hanging="360"/>
+      </w:pPr>
+      <w:rPr>
+        <w:rFonts w:ascii="Wingdings" w:hAnsi="Wingdings" w:hint="default"/>
+        <w:sz w:val="20"/>
+      </w:rPr>
+    </w:lvl>
+  </w:abstractNum>
+  <w:abstractNum w:abstractNumId="3">
+    <w:nsid w:val="132524EB"/>
+    <w:multiLevelType w:val="multilevel"/>
+    <w:tmpl w:val="FCE6ABCC"/>
+    <w:lvl w:ilvl="0">
+      <w:start w:val="1"/>
+      <w:numFmt w:val="bullet"/>
+      <w:lvlText w:val=""/>
+      <w:lvlJc w:val="left"/>
+      <w:pPr>
+        <w:tabs>
+          <w:tab w:val="num" w:pos="720"/>
+        </w:tabs>
+        <w:ind w:left="720" w:hanging="360"/>
+      </w:pPr>
+      <w:rPr>
+        <w:rFonts w:ascii="Symbol" w:hAnsi="Symbol" w:hint="default"/>
+        <w:sz w:val="20"/>
+      </w:rPr>
+    </w:lvl>
+    <w:lvl w:ilvl="1" w:tentative="1">
+      <w:start w:val="1"/>
+      <w:numFmt w:val="bullet"/>
+      <w:lvlText w:val="o"/>
+      <w:lvlJc w:val="left"/>
+      <w:pPr>
+        <w:tabs>
+          <w:tab w:val="num" w:pos="1440"/>
+        </w:tabs>
+        <w:ind w:left="1440" w:hanging="360"/>
+      </w:pPr>
+      <w:rPr>
+        <w:rFonts w:ascii="Courier New" w:hAnsi="Courier New" w:hint="default"/>
+        <w:sz w:val="20"/>
+      </w:rPr>
+    </w:lvl>
+    <w:lvl w:ilvl="2" w:tentative="1">
+      <w:start w:val="1"/>
+      <w:numFmt w:val="bullet"/>
+      <w:lvlText w:val=""/>
+      <w:lvlJc w:val="left"/>
+      <w:pPr>
+        <w:tabs>
+          <w:tab w:val="num" w:pos="2160"/>
+        </w:tabs>
+        <w:ind w:left="2160" w:hanging="360"/>
+      </w:pPr>
+      <w:rPr>
+        <w:rFonts w:ascii="Wingdings" w:hAnsi="Wingdings" w:hint="default"/>
+        <w:sz w:val="20"/>
+      </w:rPr>
+    </w:lvl>
+    <w:lvl w:ilvl="3" w:tentative="1">
+      <w:start w:val="1"/>
+      <w:numFmt w:val="bullet"/>
+      <w:lvlText w:val=""/>
+      <w:lvlJc w:val="left"/>
+      <w:pPr>
+        <w:tabs>
+          <w:tab w:val="num" w:pos="2880"/>
+        </w:tabs>
+        <w:ind w:left="2880" w:hanging="360"/>
+      </w:pPr>
+      <w:rPr>
+        <w:rFonts w:ascii="Wingdings" w:hAnsi="Wingdings" w:hint="default"/>
+        <w:sz w:val="20"/>
+      </w:rPr>
+    </w:lvl>
+    <w:lvl w:ilvl="4" w:tentative="1">
+      <w:start w:val="1"/>
+      <w:numFmt w:val="bullet"/>
+      <w:lvlText w:val=""/>
+      <w:lvlJc w:val="left"/>
+      <w:pPr>
+        <w:tabs>
+          <w:tab w:val="num" w:pos="3600"/>
+        </w:tabs>
+        <w:ind w:left="3600" w:hanging="360"/>
+      </w:pPr>
+      <w:rPr>
+        <w:rFonts w:ascii="Wingdings" w:hAnsi="Wingdings" w:hint="default"/>
+        <w:sz w:val="20"/>
+      </w:rPr>
+    </w:lvl>
+    <w:lvl w:ilvl="5" w:tentative="1">
+      <w:start w:val="1"/>
+      <w:numFmt w:val="bullet"/>
+      <w:lvlText w:val=""/>
+      <w:lvlJc w:val="left"/>
+      <w:pPr>
+        <w:tabs>
+          <w:tab w:val="num" w:pos="4320"/>
+        </w:tabs>
+        <w:ind w:left="4320" w:hanging="360"/>
+      </w:pPr>
+      <w:rPr>
+        <w:rFonts w:ascii="Wingdings" w:hAnsi="Wingdings" w:hint="default"/>
+        <w:sz w:val="20"/>
+      </w:rPr>
+    </w:lvl>
+    <w:lvl w:ilvl="6" w:tentative="1">
+      <w:start w:val="1"/>
+      <w:numFmt w:val="bullet"/>
+      <w:lvlText w:val=""/>
+      <w:lvlJc w:val="left"/>
+      <w:pPr>
+        <w:tabs>
+          <w:tab w:val="num" w:pos="5040"/>
+        </w:tabs>
+        <w:ind w:left="5040" w:hanging="360"/>
+      </w:pPr>
+      <w:rPr>
+        <w:rFonts w:ascii="Wingdings" w:hAnsi="Wingdings" w:hint="default"/>
+        <w:sz w:val="20"/>
+      </w:rPr>
+    </w:lvl>
+    <w:lvl w:ilvl="7" w:tentative="1">
+      <w:start w:val="1"/>
+      <w:numFmt w:val="bullet"/>
+      <w:lvlText w:val=""/>
+      <w:lvlJc w:val="left"/>
+      <w:pPr>
+        <w:tabs>
+          <w:tab w:val="num" w:pos="5760"/>
+        </w:tabs>
+        <w:ind w:left="5760" w:hanging="360"/>
+      </w:pPr>
+      <w:rPr>
+        <w:rFonts w:ascii="Wingdings" w:hAnsi="Wingdings" w:hint="default"/>
+        <w:sz w:val="20"/>
+      </w:rPr>
+    </w:lvl>
+    <w:lvl w:ilvl="8" w:tentative="1">
+      <w:start w:val="1"/>
+      <w:numFmt w:val="bullet"/>
+      <w:lvlText w:val=""/>
+      <w:lvlJc w:val="left"/>
+      <w:pPr>
+        <w:tabs>
+          <w:tab w:val="num" w:pos="6480"/>
+        </w:tabs>
+        <w:ind w:left="6480" w:hanging="360"/>
+      </w:pPr>
+      <w:rPr>
+        <w:rFonts w:ascii="Wingdings" w:hAnsi="Wingdings" w:hint="default"/>
+        <w:sz w:val="20"/>
+      </w:rPr>
+    </w:lvl>
+  </w:abstractNum>
+  <w:abstractNum w:abstractNumId="4">
+    <w:nsid w:val="132C3C9B"/>
+    <w:multiLevelType w:val="multilevel"/>
+    <w:tmpl w:val="A5A06A70"/>
+    <w:lvl w:ilvl="0">
+      <w:start w:val="1"/>
+      <w:numFmt w:val="bullet"/>
+      <w:lvlText w:val=""/>
+      <w:lvlJc w:val="left"/>
+      <w:pPr>
+        <w:tabs>
+          <w:tab w:val="num" w:pos="720"/>
+        </w:tabs>
+        <w:ind w:left="720" w:hanging="360"/>
+      </w:pPr>
+      <w:rPr>
+        <w:rFonts w:ascii="Symbol" w:hAnsi="Symbol" w:hint="default"/>
+        <w:sz w:val="20"/>
+      </w:rPr>
+    </w:lvl>
+    <w:lvl w:ilvl="1" w:tentative="1">
+      <w:start w:val="1"/>
+      <w:numFmt w:val="bullet"/>
+      <w:lvlText w:val="o"/>
+      <w:lvlJc w:val="left"/>
+      <w:pPr>
+        <w:tabs>
+          <w:tab w:val="num" w:pos="1440"/>
+        </w:tabs>
+        <w:ind w:left="1440" w:hanging="360"/>
+      </w:pPr>
+      <w:rPr>
+        <w:rFonts w:ascii="Courier New" w:hAnsi="Courier New" w:hint="default"/>
+        <w:sz w:val="20"/>
+      </w:rPr>
+    </w:lvl>
+    <w:lvl w:ilvl="2" w:tentative="1">
+      <w:start w:val="1"/>
+      <w:numFmt w:val="bullet"/>
+      <w:lvlText w:val=""/>
+      <w:lvlJc w:val="left"/>
+      <w:pPr>
+        <w:tabs>
+          <w:tab w:val="num" w:pos="2160"/>
+        </w:tabs>
+        <w:ind w:left="2160" w:hanging="360"/>
+      </w:pPr>
+      <w:rPr>
+        <w:rFonts w:ascii="Wingdings" w:hAnsi="Wingdings" w:hint="default"/>
+        <w:sz w:val="20"/>
+      </w:rPr>
+    </w:lvl>
+    <w:lvl w:ilvl="3" w:tentative="1">
+      <w:start w:val="1"/>
+      <w:numFmt w:val="bullet"/>
+      <w:lvlText w:val=""/>
+      <w:lvlJc w:val="left"/>
+      <w:pPr>
+        <w:tabs>
+          <w:tab w:val="num" w:pos="2880"/>
+        </w:tabs>
+        <w:ind w:left="2880" w:hanging="360"/>
+      </w:pPr>
+      <w:rPr>
+        <w:rFonts w:ascii="Wingdings" w:hAnsi="Wingdings" w:hint="default"/>
+        <w:sz w:val="20"/>
+      </w:rPr>
+    </w:lvl>
+    <w:lvl w:ilvl="4" w:tentative="1">
+      <w:start w:val="1"/>
+      <w:numFmt w:val="bullet"/>
+      <w:lvlText w:val=""/>
+      <w:lvlJc w:val="left"/>
+      <w:pPr>
+        <w:tabs>
+          <w:tab w:val="num" w:pos="3600"/>
+        </w:tabs>
+        <w:ind w:left="3600" w:hanging="360"/>
+      </w:pPr>
+      <w:rPr>
+        <w:rFonts w:ascii="Wingdings" w:hAnsi="Wingdings" w:hint="default"/>
+        <w:sz w:val="20"/>
+      </w:rPr>
+    </w:lvl>
+    <w:lvl w:ilvl="5" w:tentative="1">
+      <w:start w:val="1"/>
+      <w:numFmt w:val="bullet"/>
+      <w:lvlText w:val=""/>
+      <w:lvlJc w:val="left"/>
+      <w:pPr>
+        <w:tabs>
+          <w:tab w:val="num" w:pos="4320"/>
+        </w:tabs>
+        <w:ind w:left="4320" w:hanging="360"/>
+      </w:pPr>
+      <w:rPr>
+        <w:rFonts w:ascii="Wingdings" w:hAnsi="Wingdings" w:hint="default"/>
+        <w:sz w:val="20"/>
+      </w:rPr>
+    </w:lvl>
+    <w:lvl w:ilvl="6" w:tentative="1">
+      <w:start w:val="1"/>
+      <w:numFmt w:val="bullet"/>
+      <w:lvlText w:val=""/>
+      <w:lvlJc w:val="left"/>
+      <w:pPr>
+        <w:tabs>
+          <w:tab w:val="num" w:pos="5040"/>
+        </w:tabs>
+        <w:ind w:left="5040" w:hanging="360"/>
+      </w:pPr>
+      <w:rPr>
+        <w:rFonts w:ascii="Wingdings" w:hAnsi="Wingdings" w:hint="default"/>
+        <w:sz w:val="20"/>
+      </w:rPr>
+    </w:lvl>
+    <w:lvl w:ilvl="7" w:tentative="1">
+      <w:start w:val="1"/>
+      <w:numFmt w:val="bullet"/>
+      <w:lvlText w:val=""/>
+      <w:lvlJc w:val="left"/>
+      <w:pPr>
+        <w:tabs>
+          <w:tab w:val="num" w:pos="5760"/>
+        </w:tabs>
+        <w:ind w:left="5760" w:hanging="360"/>
+      </w:pPr>
+      <w:rPr>
+        <w:rFonts w:ascii="Wingdings" w:hAnsi="Wingdings" w:hint="default"/>
+        <w:sz w:val="20"/>
+      </w:rPr>
+    </w:lvl>
+    <w:lvl w:ilvl="8" w:tentative="1">
+      <w:start w:val="1"/>
+      <w:numFmt w:val="bullet"/>
+      <w:lvlText w:val=""/>
+      <w:lvlJc w:val="left"/>
+      <w:pPr>
+        <w:tabs>
+          <w:tab w:val="num" w:pos="6480"/>
+        </w:tabs>
+        <w:ind w:left="6480" w:hanging="360"/>
+      </w:pPr>
+      <w:rPr>
+        <w:rFonts w:ascii="Wingdings" w:hAnsi="Wingdings" w:hint="default"/>
+        <w:sz w:val="20"/>
+      </w:rPr>
+    </w:lvl>
+  </w:abstractNum>
+  <w:abstractNum w:abstractNumId="5">
+    <w:nsid w:val="1332154B"/>
+    <w:multiLevelType w:val="multilevel"/>
+    <w:tmpl w:val="3DF07898"/>
+    <w:lvl w:ilvl="0">
+      <w:start w:val="1"/>
+      <w:numFmt w:val="bullet"/>
+      <w:lvlText w:val=""/>
+      <w:lvlJc w:val="left"/>
+      <w:pPr>
+        <w:tabs>
+          <w:tab w:val="num" w:pos="720"/>
+        </w:tabs>
+        <w:ind w:left="720" w:hanging="360"/>
+      </w:pPr>
+      <w:rPr>
+        <w:rFonts w:ascii="Symbol" w:hAnsi="Symbol" w:hint="default"/>
+        <w:sz w:val="20"/>
+      </w:rPr>
+    </w:lvl>
+    <w:lvl w:ilvl="1" w:tentative="1">
+      <w:start w:val="1"/>
+      <w:numFmt w:val="bullet"/>
+      <w:lvlText w:val="o"/>
+      <w:lvlJc w:val="left"/>
+      <w:pPr>
+        <w:tabs>
+          <w:tab w:val="num" w:pos="1440"/>
+        </w:tabs>
+        <w:ind w:left="1440" w:hanging="360"/>
+      </w:pPr>
+      <w:rPr>
+        <w:rFonts w:ascii="Courier New" w:hAnsi="Courier New" w:hint="default"/>
+        <w:sz w:val="20"/>
+      </w:rPr>
+    </w:lvl>
+    <w:lvl w:ilvl="2" w:tentative="1">
+      <w:start w:val="1"/>
+      <w:numFmt w:val="bullet"/>
+      <w:lvlText w:val=""/>
+      <w:lvlJc w:val="left"/>
+      <w:pPr>
+        <w:tabs>
+          <w:tab w:val="num" w:pos="2160"/>
+        </w:tabs>
+        <w:ind w:left="2160" w:hanging="360"/>
+      </w:pPr>
+      <w:rPr>
+        <w:rFonts w:ascii="Wingdings" w:hAnsi="Wingdings" w:hint="default"/>
+        <w:sz w:val="20"/>
+      </w:rPr>
+    </w:lvl>
+    <w:lvl w:ilvl="3" w:tentative="1">
+      <w:start w:val="1"/>
+      <w:numFmt w:val="bullet"/>
+      <w:lvlText w:val=""/>
+      <w:lvlJc w:val="left"/>
+      <w:pPr>
+        <w:tabs>
+          <w:tab w:val="num" w:pos="2880"/>
+        </w:tabs>
+        <w:ind w:left="2880" w:hanging="360"/>
+      </w:pPr>
+      <w:rPr>
+        <w:rFonts w:ascii="Wingdings" w:hAnsi="Wingdings" w:hint="default"/>
+        <w:sz w:val="20"/>
+      </w:rPr>
+    </w:lvl>
+    <w:lvl w:ilvl="4" w:tentative="1">
+      <w:start w:val="1"/>
+      <w:numFmt w:val="bullet"/>
+      <w:lvlText w:val=""/>
+      <w:lvlJc w:val="left"/>
+      <w:pPr>
+        <w:tabs>
+          <w:tab w:val="num" w:pos="3600"/>
+        </w:tabs>
+        <w:ind w:left="3600" w:hanging="360"/>
+      </w:pPr>
+      <w:rPr>
+        <w:rFonts w:ascii="Wingdings" w:hAnsi="Wingdings" w:hint="default"/>
+        <w:sz w:val="20"/>
+      </w:rPr>
+    </w:lvl>
+    <w:lvl w:ilvl="5" w:tentative="1">
+      <w:start w:val="1"/>
+      <w:numFmt w:val="bullet"/>
+      <w:lvlText w:val=""/>
+      <w:lvlJc w:val="left"/>
+      <w:pPr>
+        <w:tabs>
+          <w:tab w:val="num" w:pos="4320"/>
+        </w:tabs>
+        <w:ind w:left="4320" w:hanging="360"/>
+      </w:pPr>
+      <w:rPr>
+        <w:rFonts w:ascii="Wingdings" w:hAnsi="Wingdings" w:hint="default"/>
+        <w:sz w:val="20"/>
+      </w:rPr>
+    </w:lvl>
+    <w:lvl w:ilvl="6" w:tentative="1">
+      <w:start w:val="1"/>
+      <w:numFmt w:val="bullet"/>
+      <w:lvlText w:val=""/>
+      <w:lvlJc w:val="left"/>
+      <w:pPr>
+        <w:tabs>
+          <w:tab w:val="num" w:pos="5040"/>
+        </w:tabs>
+        <w:ind w:left="5040" w:hanging="360"/>
+      </w:pPr>
+      <w:rPr>
+        <w:rFonts w:ascii="Wingdings" w:hAnsi="Wingdings" w:hint="default"/>
+        <w:sz w:val="20"/>
+      </w:rPr>
+    </w:lvl>
+    <w:lvl w:ilvl="7" w:tentative="1">
+      <w:start w:val="1"/>
+      <w:numFmt w:val="bullet"/>
+      <w:lvlText w:val=""/>
+      <w:lvlJc w:val="left"/>
+      <w:pPr>
+        <w:tabs>
+          <w:tab w:val="num" w:pos="5760"/>
+        </w:tabs>
+        <w:ind w:left="5760" w:hanging="360"/>
+      </w:pPr>
+      <w:rPr>
+        <w:rFonts w:ascii="Wingdings" w:hAnsi="Wingdings" w:hint="default"/>
+        <w:sz w:val="20"/>
+      </w:rPr>
+    </w:lvl>
+    <w:lvl w:ilvl="8" w:tentative="1">
+      <w:start w:val="1"/>
+      <w:numFmt w:val="bullet"/>
+      <w:lvlText w:val=""/>
+      <w:lvlJc w:val="left"/>
+      <w:pPr>
+        <w:tabs>
+          <w:tab w:val="num" w:pos="6480"/>
+        </w:tabs>
+        <w:ind w:left="6480" w:hanging="360"/>
+      </w:pPr>
+      <w:rPr>
+        <w:rFonts w:ascii="Wingdings" w:hAnsi="Wingdings" w:hint="default"/>
+        <w:sz w:val="20"/>
+      </w:rPr>
+    </w:lvl>
+  </w:abstractNum>
+  <w:abstractNum w:abstractNumId="6">
     <w:nsid w:val="14D273AC"/>
     <w:multiLevelType w:val="multilevel"/>
     <w:tmpl w:val="A09C2470"/>
@@ -3954,7 +5883,305 @@
       </w:rPr>
     </w:lvl>
   </w:abstractNum>
-  <w:abstractNum w:abstractNumId="2">
+  <w:abstractNum w:abstractNumId="7">
+    <w:nsid w:val="15C31BD8"/>
+    <w:multiLevelType w:val="multilevel"/>
+    <w:tmpl w:val="E458A2AC"/>
+    <w:lvl w:ilvl="0">
+      <w:start w:val="1"/>
+      <w:numFmt w:val="bullet"/>
+      <w:lvlText w:val=""/>
+      <w:lvlJc w:val="left"/>
+      <w:pPr>
+        <w:tabs>
+          <w:tab w:val="num" w:pos="720"/>
+        </w:tabs>
+        <w:ind w:left="720" w:hanging="360"/>
+      </w:pPr>
+      <w:rPr>
+        <w:rFonts w:ascii="Symbol" w:hAnsi="Symbol" w:hint="default"/>
+        <w:sz w:val="20"/>
+      </w:rPr>
+    </w:lvl>
+    <w:lvl w:ilvl="1" w:tentative="1">
+      <w:start w:val="1"/>
+      <w:numFmt w:val="bullet"/>
+      <w:lvlText w:val="o"/>
+      <w:lvlJc w:val="left"/>
+      <w:pPr>
+        <w:tabs>
+          <w:tab w:val="num" w:pos="1440"/>
+        </w:tabs>
+        <w:ind w:left="1440" w:hanging="360"/>
+      </w:pPr>
+      <w:rPr>
+        <w:rFonts w:ascii="Courier New" w:hAnsi="Courier New" w:hint="default"/>
+        <w:sz w:val="20"/>
+      </w:rPr>
+    </w:lvl>
+    <w:lvl w:ilvl="2" w:tentative="1">
+      <w:start w:val="1"/>
+      <w:numFmt w:val="bullet"/>
+      <w:lvlText w:val=""/>
+      <w:lvlJc w:val="left"/>
+      <w:pPr>
+        <w:tabs>
+          <w:tab w:val="num" w:pos="2160"/>
+        </w:tabs>
+        <w:ind w:left="2160" w:hanging="360"/>
+      </w:pPr>
+      <w:rPr>
+        <w:rFonts w:ascii="Wingdings" w:hAnsi="Wingdings" w:hint="default"/>
+        <w:sz w:val="20"/>
+      </w:rPr>
+    </w:lvl>
+    <w:lvl w:ilvl="3" w:tentative="1">
+      <w:start w:val="1"/>
+      <w:numFmt w:val="bullet"/>
+      <w:lvlText w:val=""/>
+      <w:lvlJc w:val="left"/>
+      <w:pPr>
+        <w:tabs>
+          <w:tab w:val="num" w:pos="2880"/>
+        </w:tabs>
+        <w:ind w:left="2880" w:hanging="360"/>
+      </w:pPr>
+      <w:rPr>
+        <w:rFonts w:ascii="Wingdings" w:hAnsi="Wingdings" w:hint="default"/>
+        <w:sz w:val="20"/>
+      </w:rPr>
+    </w:lvl>
+    <w:lvl w:ilvl="4" w:tentative="1">
+      <w:start w:val="1"/>
+      <w:numFmt w:val="bullet"/>
+      <w:lvlText w:val=""/>
+      <w:lvlJc w:val="left"/>
+      <w:pPr>
+        <w:tabs>
+          <w:tab w:val="num" w:pos="3600"/>
+        </w:tabs>
+        <w:ind w:left="3600" w:hanging="360"/>
+      </w:pPr>
+      <w:rPr>
+        <w:rFonts w:ascii="Wingdings" w:hAnsi="Wingdings" w:hint="default"/>
+        <w:sz w:val="20"/>
+      </w:rPr>
+    </w:lvl>
+    <w:lvl w:ilvl="5" w:tentative="1">
+      <w:start w:val="1"/>
+      <w:numFmt w:val="bullet"/>
+      <w:lvlText w:val=""/>
+      <w:lvlJc w:val="left"/>
+      <w:pPr>
+        <w:tabs>
+          <w:tab w:val="num" w:pos="4320"/>
+        </w:tabs>
+        <w:ind w:left="4320" w:hanging="360"/>
+      </w:pPr>
+      <w:rPr>
+        <w:rFonts w:ascii="Wingdings" w:hAnsi="Wingdings" w:hint="default"/>
+        <w:sz w:val="20"/>
+      </w:rPr>
+    </w:lvl>
+    <w:lvl w:ilvl="6" w:tentative="1">
+      <w:start w:val="1"/>
+      <w:numFmt w:val="bullet"/>
+      <w:lvlText w:val=""/>
+      <w:lvlJc w:val="left"/>
+      <w:pPr>
+        <w:tabs>
+          <w:tab w:val="num" w:pos="5040"/>
+        </w:tabs>
+        <w:ind w:left="5040" w:hanging="360"/>
+      </w:pPr>
+      <w:rPr>
+        <w:rFonts w:ascii="Wingdings" w:hAnsi="Wingdings" w:hint="default"/>
+        <w:sz w:val="20"/>
+      </w:rPr>
+    </w:lvl>
+    <w:lvl w:ilvl="7" w:tentative="1">
+      <w:start w:val="1"/>
+      <w:numFmt w:val="bullet"/>
+      <w:lvlText w:val=""/>
+      <w:lvlJc w:val="left"/>
+      <w:pPr>
+        <w:tabs>
+          <w:tab w:val="num" w:pos="5760"/>
+        </w:tabs>
+        <w:ind w:left="5760" w:hanging="360"/>
+      </w:pPr>
+      <w:rPr>
+        <w:rFonts w:ascii="Wingdings" w:hAnsi="Wingdings" w:hint="default"/>
+        <w:sz w:val="20"/>
+      </w:rPr>
+    </w:lvl>
+    <w:lvl w:ilvl="8" w:tentative="1">
+      <w:start w:val="1"/>
+      <w:numFmt w:val="bullet"/>
+      <w:lvlText w:val=""/>
+      <w:lvlJc w:val="left"/>
+      <w:pPr>
+        <w:tabs>
+          <w:tab w:val="num" w:pos="6480"/>
+        </w:tabs>
+        <w:ind w:left="6480" w:hanging="360"/>
+      </w:pPr>
+      <w:rPr>
+        <w:rFonts w:ascii="Wingdings" w:hAnsi="Wingdings" w:hint="default"/>
+        <w:sz w:val="20"/>
+      </w:rPr>
+    </w:lvl>
+  </w:abstractNum>
+  <w:abstractNum w:abstractNumId="8">
+    <w:nsid w:val="1A0F5CB9"/>
+    <w:multiLevelType w:val="multilevel"/>
+    <w:tmpl w:val="02A283D6"/>
+    <w:lvl w:ilvl="0">
+      <w:start w:val="1"/>
+      <w:numFmt w:val="bullet"/>
+      <w:lvlText w:val=""/>
+      <w:lvlJc w:val="left"/>
+      <w:pPr>
+        <w:tabs>
+          <w:tab w:val="num" w:pos="720"/>
+        </w:tabs>
+        <w:ind w:left="720" w:hanging="360"/>
+      </w:pPr>
+      <w:rPr>
+        <w:rFonts w:ascii="Symbol" w:hAnsi="Symbol" w:hint="default"/>
+        <w:sz w:val="20"/>
+      </w:rPr>
+    </w:lvl>
+    <w:lvl w:ilvl="1" w:tentative="1">
+      <w:start w:val="1"/>
+      <w:numFmt w:val="bullet"/>
+      <w:lvlText w:val="o"/>
+      <w:lvlJc w:val="left"/>
+      <w:pPr>
+        <w:tabs>
+          <w:tab w:val="num" w:pos="1440"/>
+        </w:tabs>
+        <w:ind w:left="1440" w:hanging="360"/>
+      </w:pPr>
+      <w:rPr>
+        <w:rFonts w:ascii="Courier New" w:hAnsi="Courier New" w:hint="default"/>
+        <w:sz w:val="20"/>
+      </w:rPr>
+    </w:lvl>
+    <w:lvl w:ilvl="2" w:tentative="1">
+      <w:start w:val="1"/>
+      <w:numFmt w:val="bullet"/>
+      <w:lvlText w:val=""/>
+      <w:lvlJc w:val="left"/>
+      <w:pPr>
+        <w:tabs>
+          <w:tab w:val="num" w:pos="2160"/>
+        </w:tabs>
+        <w:ind w:left="2160" w:hanging="360"/>
+      </w:pPr>
+      <w:rPr>
+        <w:rFonts w:ascii="Wingdings" w:hAnsi="Wingdings" w:hint="default"/>
+        <w:sz w:val="20"/>
+      </w:rPr>
+    </w:lvl>
+    <w:lvl w:ilvl="3" w:tentative="1">
+      <w:start w:val="1"/>
+      <w:numFmt w:val="bullet"/>
+      <w:lvlText w:val=""/>
+      <w:lvlJc w:val="left"/>
+      <w:pPr>
+        <w:tabs>
+          <w:tab w:val="num" w:pos="2880"/>
+        </w:tabs>
+        <w:ind w:left="2880" w:hanging="360"/>
+      </w:pPr>
+      <w:rPr>
+        <w:rFonts w:ascii="Wingdings" w:hAnsi="Wingdings" w:hint="default"/>
+        <w:sz w:val="20"/>
+      </w:rPr>
+    </w:lvl>
+    <w:lvl w:ilvl="4" w:tentative="1">
+      <w:start w:val="1"/>
+      <w:numFmt w:val="bullet"/>
+      <w:lvlText w:val=""/>
+      <w:lvlJc w:val="left"/>
+      <w:pPr>
+        <w:tabs>
+          <w:tab w:val="num" w:pos="3600"/>
+        </w:tabs>
+        <w:ind w:left="3600" w:hanging="360"/>
+      </w:pPr>
+      <w:rPr>
+        <w:rFonts w:ascii="Wingdings" w:hAnsi="Wingdings" w:hint="default"/>
+        <w:sz w:val="20"/>
+      </w:rPr>
+    </w:lvl>
+    <w:lvl w:ilvl="5" w:tentative="1">
+      <w:start w:val="1"/>
+      <w:numFmt w:val="bullet"/>
+      <w:lvlText w:val=""/>
+      <w:lvlJc w:val="left"/>
+      <w:pPr>
+        <w:tabs>
+          <w:tab w:val="num" w:pos="4320"/>
+        </w:tabs>
+        <w:ind w:left="4320" w:hanging="360"/>
+      </w:pPr>
+      <w:rPr>
+        <w:rFonts w:ascii="Wingdings" w:hAnsi="Wingdings" w:hint="default"/>
+        <w:sz w:val="20"/>
+      </w:rPr>
+    </w:lvl>
+    <w:lvl w:ilvl="6" w:tentative="1">
+      <w:start w:val="1"/>
+      <w:numFmt w:val="bullet"/>
+      <w:lvlText w:val=""/>
+      <w:lvlJc w:val="left"/>
+      <w:pPr>
+        <w:tabs>
+          <w:tab w:val="num" w:pos="5040"/>
+        </w:tabs>
+        <w:ind w:left="5040" w:hanging="360"/>
+      </w:pPr>
+      <w:rPr>
+        <w:rFonts w:ascii="Wingdings" w:hAnsi="Wingdings" w:hint="default"/>
+        <w:sz w:val="20"/>
+      </w:rPr>
+    </w:lvl>
+    <w:lvl w:ilvl="7" w:tentative="1">
+      <w:start w:val="1"/>
+      <w:numFmt w:val="bullet"/>
+      <w:lvlText w:val=""/>
+      <w:lvlJc w:val="left"/>
+      <w:pPr>
+        <w:tabs>
+          <w:tab w:val="num" w:pos="5760"/>
+        </w:tabs>
+        <w:ind w:left="5760" w:hanging="360"/>
+      </w:pPr>
+      <w:rPr>
+        <w:rFonts w:ascii="Wingdings" w:hAnsi="Wingdings" w:hint="default"/>
+        <w:sz w:val="20"/>
+      </w:rPr>
+    </w:lvl>
+    <w:lvl w:ilvl="8" w:tentative="1">
+      <w:start w:val="1"/>
+      <w:numFmt w:val="bullet"/>
+      <w:lvlText w:val=""/>
+      <w:lvlJc w:val="left"/>
+      <w:pPr>
+        <w:tabs>
+          <w:tab w:val="num" w:pos="6480"/>
+        </w:tabs>
+        <w:ind w:left="6480" w:hanging="360"/>
+      </w:pPr>
+      <w:rPr>
+        <w:rFonts w:ascii="Wingdings" w:hAnsi="Wingdings" w:hint="default"/>
+        <w:sz w:val="20"/>
+      </w:rPr>
+    </w:lvl>
+  </w:abstractNum>
+  <w:abstractNum w:abstractNumId="9">
     <w:nsid w:val="22CF1412"/>
     <w:multiLevelType w:val="multilevel"/>
     <w:tmpl w:val="5CC21398"/>
@@ -4103,7 +6330,7 @@
       </w:rPr>
     </w:lvl>
   </w:abstractNum>
-  <w:abstractNum w:abstractNumId="3">
+  <w:abstractNum w:abstractNumId="10">
     <w:nsid w:val="24B20833"/>
     <w:multiLevelType w:val="multilevel"/>
     <w:tmpl w:val="63620E6E"/>
@@ -4252,7 +6479,7 @@
       </w:rPr>
     </w:lvl>
   </w:abstractNum>
-  <w:abstractNum w:abstractNumId="4">
+  <w:abstractNum w:abstractNumId="11">
     <w:nsid w:val="261D715D"/>
     <w:multiLevelType w:val="multilevel"/>
     <w:tmpl w:val="B1024716"/>
@@ -4401,7 +6628,1199 @@
       </w:rPr>
     </w:lvl>
   </w:abstractNum>
-  <w:abstractNum w:abstractNumId="5">
+  <w:abstractNum w:abstractNumId="12">
+    <w:nsid w:val="270060A4"/>
+    <w:multiLevelType w:val="multilevel"/>
+    <w:tmpl w:val="6AA486E6"/>
+    <w:lvl w:ilvl="0">
+      <w:start w:val="1"/>
+      <w:numFmt w:val="bullet"/>
+      <w:lvlText w:val=""/>
+      <w:lvlJc w:val="left"/>
+      <w:pPr>
+        <w:tabs>
+          <w:tab w:val="num" w:pos="720"/>
+        </w:tabs>
+        <w:ind w:left="720" w:hanging="360"/>
+      </w:pPr>
+      <w:rPr>
+        <w:rFonts w:ascii="Symbol" w:hAnsi="Symbol" w:hint="default"/>
+        <w:sz w:val="20"/>
+      </w:rPr>
+    </w:lvl>
+    <w:lvl w:ilvl="1" w:tentative="1">
+      <w:start w:val="1"/>
+      <w:numFmt w:val="bullet"/>
+      <w:lvlText w:val="o"/>
+      <w:lvlJc w:val="left"/>
+      <w:pPr>
+        <w:tabs>
+          <w:tab w:val="num" w:pos="1440"/>
+        </w:tabs>
+        <w:ind w:left="1440" w:hanging="360"/>
+      </w:pPr>
+      <w:rPr>
+        <w:rFonts w:ascii="Courier New" w:hAnsi="Courier New" w:hint="default"/>
+        <w:sz w:val="20"/>
+      </w:rPr>
+    </w:lvl>
+    <w:lvl w:ilvl="2" w:tentative="1">
+      <w:start w:val="1"/>
+      <w:numFmt w:val="bullet"/>
+      <w:lvlText w:val=""/>
+      <w:lvlJc w:val="left"/>
+      <w:pPr>
+        <w:tabs>
+          <w:tab w:val="num" w:pos="2160"/>
+        </w:tabs>
+        <w:ind w:left="2160" w:hanging="360"/>
+      </w:pPr>
+      <w:rPr>
+        <w:rFonts w:ascii="Wingdings" w:hAnsi="Wingdings" w:hint="default"/>
+        <w:sz w:val="20"/>
+      </w:rPr>
+    </w:lvl>
+    <w:lvl w:ilvl="3" w:tentative="1">
+      <w:start w:val="1"/>
+      <w:numFmt w:val="bullet"/>
+      <w:lvlText w:val=""/>
+      <w:lvlJc w:val="left"/>
+      <w:pPr>
+        <w:tabs>
+          <w:tab w:val="num" w:pos="2880"/>
+        </w:tabs>
+        <w:ind w:left="2880" w:hanging="360"/>
+      </w:pPr>
+      <w:rPr>
+        <w:rFonts w:ascii="Wingdings" w:hAnsi="Wingdings" w:hint="default"/>
+        <w:sz w:val="20"/>
+      </w:rPr>
+    </w:lvl>
+    <w:lvl w:ilvl="4" w:tentative="1">
+      <w:start w:val="1"/>
+      <w:numFmt w:val="bullet"/>
+      <w:lvlText w:val=""/>
+      <w:lvlJc w:val="left"/>
+      <w:pPr>
+        <w:tabs>
+          <w:tab w:val="num" w:pos="3600"/>
+        </w:tabs>
+        <w:ind w:left="3600" w:hanging="360"/>
+      </w:pPr>
+      <w:rPr>
+        <w:rFonts w:ascii="Wingdings" w:hAnsi="Wingdings" w:hint="default"/>
+        <w:sz w:val="20"/>
+      </w:rPr>
+    </w:lvl>
+    <w:lvl w:ilvl="5" w:tentative="1">
+      <w:start w:val="1"/>
+      <w:numFmt w:val="bullet"/>
+      <w:lvlText w:val=""/>
+      <w:lvlJc w:val="left"/>
+      <w:pPr>
+        <w:tabs>
+          <w:tab w:val="num" w:pos="4320"/>
+        </w:tabs>
+        <w:ind w:left="4320" w:hanging="360"/>
+      </w:pPr>
+      <w:rPr>
+        <w:rFonts w:ascii="Wingdings" w:hAnsi="Wingdings" w:hint="default"/>
+        <w:sz w:val="20"/>
+      </w:rPr>
+    </w:lvl>
+    <w:lvl w:ilvl="6" w:tentative="1">
+      <w:start w:val="1"/>
+      <w:numFmt w:val="bullet"/>
+      <w:lvlText w:val=""/>
+      <w:lvlJc w:val="left"/>
+      <w:pPr>
+        <w:tabs>
+          <w:tab w:val="num" w:pos="5040"/>
+        </w:tabs>
+        <w:ind w:left="5040" w:hanging="360"/>
+      </w:pPr>
+      <w:rPr>
+        <w:rFonts w:ascii="Wingdings" w:hAnsi="Wingdings" w:hint="default"/>
+        <w:sz w:val="20"/>
+      </w:rPr>
+    </w:lvl>
+    <w:lvl w:ilvl="7" w:tentative="1">
+      <w:start w:val="1"/>
+      <w:numFmt w:val="bullet"/>
+      <w:lvlText w:val=""/>
+      <w:lvlJc w:val="left"/>
+      <w:pPr>
+        <w:tabs>
+          <w:tab w:val="num" w:pos="5760"/>
+        </w:tabs>
+        <w:ind w:left="5760" w:hanging="360"/>
+      </w:pPr>
+      <w:rPr>
+        <w:rFonts w:ascii="Wingdings" w:hAnsi="Wingdings" w:hint="default"/>
+        <w:sz w:val="20"/>
+      </w:rPr>
+    </w:lvl>
+    <w:lvl w:ilvl="8" w:tentative="1">
+      <w:start w:val="1"/>
+      <w:numFmt w:val="bullet"/>
+      <w:lvlText w:val=""/>
+      <w:lvlJc w:val="left"/>
+      <w:pPr>
+        <w:tabs>
+          <w:tab w:val="num" w:pos="6480"/>
+        </w:tabs>
+        <w:ind w:left="6480" w:hanging="360"/>
+      </w:pPr>
+      <w:rPr>
+        <w:rFonts w:ascii="Wingdings" w:hAnsi="Wingdings" w:hint="default"/>
+        <w:sz w:val="20"/>
+      </w:rPr>
+    </w:lvl>
+  </w:abstractNum>
+  <w:abstractNum w:abstractNumId="13">
+    <w:nsid w:val="27470880"/>
+    <w:multiLevelType w:val="multilevel"/>
+    <w:tmpl w:val="6A0A656A"/>
+    <w:lvl w:ilvl="0">
+      <w:start w:val="1"/>
+      <w:numFmt w:val="bullet"/>
+      <w:lvlText w:val=""/>
+      <w:lvlJc w:val="left"/>
+      <w:pPr>
+        <w:tabs>
+          <w:tab w:val="num" w:pos="720"/>
+        </w:tabs>
+        <w:ind w:left="720" w:hanging="360"/>
+      </w:pPr>
+      <w:rPr>
+        <w:rFonts w:ascii="Symbol" w:hAnsi="Symbol" w:hint="default"/>
+        <w:sz w:val="20"/>
+      </w:rPr>
+    </w:lvl>
+    <w:lvl w:ilvl="1" w:tentative="1">
+      <w:start w:val="1"/>
+      <w:numFmt w:val="bullet"/>
+      <w:lvlText w:val="o"/>
+      <w:lvlJc w:val="left"/>
+      <w:pPr>
+        <w:tabs>
+          <w:tab w:val="num" w:pos="1440"/>
+        </w:tabs>
+        <w:ind w:left="1440" w:hanging="360"/>
+      </w:pPr>
+      <w:rPr>
+        <w:rFonts w:ascii="Courier New" w:hAnsi="Courier New" w:hint="default"/>
+        <w:sz w:val="20"/>
+      </w:rPr>
+    </w:lvl>
+    <w:lvl w:ilvl="2" w:tentative="1">
+      <w:start w:val="1"/>
+      <w:numFmt w:val="bullet"/>
+      <w:lvlText w:val=""/>
+      <w:lvlJc w:val="left"/>
+      <w:pPr>
+        <w:tabs>
+          <w:tab w:val="num" w:pos="2160"/>
+        </w:tabs>
+        <w:ind w:left="2160" w:hanging="360"/>
+      </w:pPr>
+      <w:rPr>
+        <w:rFonts w:ascii="Wingdings" w:hAnsi="Wingdings" w:hint="default"/>
+        <w:sz w:val="20"/>
+      </w:rPr>
+    </w:lvl>
+    <w:lvl w:ilvl="3" w:tentative="1">
+      <w:start w:val="1"/>
+      <w:numFmt w:val="bullet"/>
+      <w:lvlText w:val=""/>
+      <w:lvlJc w:val="left"/>
+      <w:pPr>
+        <w:tabs>
+          <w:tab w:val="num" w:pos="2880"/>
+        </w:tabs>
+        <w:ind w:left="2880" w:hanging="360"/>
+      </w:pPr>
+      <w:rPr>
+        <w:rFonts w:ascii="Wingdings" w:hAnsi="Wingdings" w:hint="default"/>
+        <w:sz w:val="20"/>
+      </w:rPr>
+    </w:lvl>
+    <w:lvl w:ilvl="4" w:tentative="1">
+      <w:start w:val="1"/>
+      <w:numFmt w:val="bullet"/>
+      <w:lvlText w:val=""/>
+      <w:lvlJc w:val="left"/>
+      <w:pPr>
+        <w:tabs>
+          <w:tab w:val="num" w:pos="3600"/>
+        </w:tabs>
+        <w:ind w:left="3600" w:hanging="360"/>
+      </w:pPr>
+      <w:rPr>
+        <w:rFonts w:ascii="Wingdings" w:hAnsi="Wingdings" w:hint="default"/>
+        <w:sz w:val="20"/>
+      </w:rPr>
+    </w:lvl>
+    <w:lvl w:ilvl="5" w:tentative="1">
+      <w:start w:val="1"/>
+      <w:numFmt w:val="bullet"/>
+      <w:lvlText w:val=""/>
+      <w:lvlJc w:val="left"/>
+      <w:pPr>
+        <w:tabs>
+          <w:tab w:val="num" w:pos="4320"/>
+        </w:tabs>
+        <w:ind w:left="4320" w:hanging="360"/>
+      </w:pPr>
+      <w:rPr>
+        <w:rFonts w:ascii="Wingdings" w:hAnsi="Wingdings" w:hint="default"/>
+        <w:sz w:val="20"/>
+      </w:rPr>
+    </w:lvl>
+    <w:lvl w:ilvl="6" w:tentative="1">
+      <w:start w:val="1"/>
+      <w:numFmt w:val="bullet"/>
+      <w:lvlText w:val=""/>
+      <w:lvlJc w:val="left"/>
+      <w:pPr>
+        <w:tabs>
+          <w:tab w:val="num" w:pos="5040"/>
+        </w:tabs>
+        <w:ind w:left="5040" w:hanging="360"/>
+      </w:pPr>
+      <w:rPr>
+        <w:rFonts w:ascii="Wingdings" w:hAnsi="Wingdings" w:hint="default"/>
+        <w:sz w:val="20"/>
+      </w:rPr>
+    </w:lvl>
+    <w:lvl w:ilvl="7" w:tentative="1">
+      <w:start w:val="1"/>
+      <w:numFmt w:val="bullet"/>
+      <w:lvlText w:val=""/>
+      <w:lvlJc w:val="left"/>
+      <w:pPr>
+        <w:tabs>
+          <w:tab w:val="num" w:pos="5760"/>
+        </w:tabs>
+        <w:ind w:left="5760" w:hanging="360"/>
+      </w:pPr>
+      <w:rPr>
+        <w:rFonts w:ascii="Wingdings" w:hAnsi="Wingdings" w:hint="default"/>
+        <w:sz w:val="20"/>
+      </w:rPr>
+    </w:lvl>
+    <w:lvl w:ilvl="8" w:tentative="1">
+      <w:start w:val="1"/>
+      <w:numFmt w:val="bullet"/>
+      <w:lvlText w:val=""/>
+      <w:lvlJc w:val="left"/>
+      <w:pPr>
+        <w:tabs>
+          <w:tab w:val="num" w:pos="6480"/>
+        </w:tabs>
+        <w:ind w:left="6480" w:hanging="360"/>
+      </w:pPr>
+      <w:rPr>
+        <w:rFonts w:ascii="Wingdings" w:hAnsi="Wingdings" w:hint="default"/>
+        <w:sz w:val="20"/>
+      </w:rPr>
+    </w:lvl>
+  </w:abstractNum>
+  <w:abstractNum w:abstractNumId="14">
+    <w:nsid w:val="2C4C2832"/>
+    <w:multiLevelType w:val="multilevel"/>
+    <w:tmpl w:val="96105798"/>
+    <w:lvl w:ilvl="0">
+      <w:start w:val="1"/>
+      <w:numFmt w:val="bullet"/>
+      <w:lvlText w:val=""/>
+      <w:lvlJc w:val="left"/>
+      <w:pPr>
+        <w:tabs>
+          <w:tab w:val="num" w:pos="720"/>
+        </w:tabs>
+        <w:ind w:left="720" w:hanging="360"/>
+      </w:pPr>
+      <w:rPr>
+        <w:rFonts w:ascii="Symbol" w:hAnsi="Symbol" w:hint="default"/>
+        <w:sz w:val="20"/>
+      </w:rPr>
+    </w:lvl>
+    <w:lvl w:ilvl="1" w:tentative="1">
+      <w:start w:val="1"/>
+      <w:numFmt w:val="bullet"/>
+      <w:lvlText w:val="o"/>
+      <w:lvlJc w:val="left"/>
+      <w:pPr>
+        <w:tabs>
+          <w:tab w:val="num" w:pos="1440"/>
+        </w:tabs>
+        <w:ind w:left="1440" w:hanging="360"/>
+      </w:pPr>
+      <w:rPr>
+        <w:rFonts w:ascii="Courier New" w:hAnsi="Courier New" w:hint="default"/>
+        <w:sz w:val="20"/>
+      </w:rPr>
+    </w:lvl>
+    <w:lvl w:ilvl="2" w:tentative="1">
+      <w:start w:val="1"/>
+      <w:numFmt w:val="bullet"/>
+      <w:lvlText w:val=""/>
+      <w:lvlJc w:val="left"/>
+      <w:pPr>
+        <w:tabs>
+          <w:tab w:val="num" w:pos="2160"/>
+        </w:tabs>
+        <w:ind w:left="2160" w:hanging="360"/>
+      </w:pPr>
+      <w:rPr>
+        <w:rFonts w:ascii="Wingdings" w:hAnsi="Wingdings" w:hint="default"/>
+        <w:sz w:val="20"/>
+      </w:rPr>
+    </w:lvl>
+    <w:lvl w:ilvl="3" w:tentative="1">
+      <w:start w:val="1"/>
+      <w:numFmt w:val="bullet"/>
+      <w:lvlText w:val=""/>
+      <w:lvlJc w:val="left"/>
+      <w:pPr>
+        <w:tabs>
+          <w:tab w:val="num" w:pos="2880"/>
+        </w:tabs>
+        <w:ind w:left="2880" w:hanging="360"/>
+      </w:pPr>
+      <w:rPr>
+        <w:rFonts w:ascii="Wingdings" w:hAnsi="Wingdings" w:hint="default"/>
+        <w:sz w:val="20"/>
+      </w:rPr>
+    </w:lvl>
+    <w:lvl w:ilvl="4" w:tentative="1">
+      <w:start w:val="1"/>
+      <w:numFmt w:val="bullet"/>
+      <w:lvlText w:val=""/>
+      <w:lvlJc w:val="left"/>
+      <w:pPr>
+        <w:tabs>
+          <w:tab w:val="num" w:pos="3600"/>
+        </w:tabs>
+        <w:ind w:left="3600" w:hanging="360"/>
+      </w:pPr>
+      <w:rPr>
+        <w:rFonts w:ascii="Wingdings" w:hAnsi="Wingdings" w:hint="default"/>
+        <w:sz w:val="20"/>
+      </w:rPr>
+    </w:lvl>
+    <w:lvl w:ilvl="5" w:tentative="1">
+      <w:start w:val="1"/>
+      <w:numFmt w:val="bullet"/>
+      <w:lvlText w:val=""/>
+      <w:lvlJc w:val="left"/>
+      <w:pPr>
+        <w:tabs>
+          <w:tab w:val="num" w:pos="4320"/>
+        </w:tabs>
+        <w:ind w:left="4320" w:hanging="360"/>
+      </w:pPr>
+      <w:rPr>
+        <w:rFonts w:ascii="Wingdings" w:hAnsi="Wingdings" w:hint="default"/>
+        <w:sz w:val="20"/>
+      </w:rPr>
+    </w:lvl>
+    <w:lvl w:ilvl="6" w:tentative="1">
+      <w:start w:val="1"/>
+      <w:numFmt w:val="bullet"/>
+      <w:lvlText w:val=""/>
+      <w:lvlJc w:val="left"/>
+      <w:pPr>
+        <w:tabs>
+          <w:tab w:val="num" w:pos="5040"/>
+        </w:tabs>
+        <w:ind w:left="5040" w:hanging="360"/>
+      </w:pPr>
+      <w:rPr>
+        <w:rFonts w:ascii="Wingdings" w:hAnsi="Wingdings" w:hint="default"/>
+        <w:sz w:val="20"/>
+      </w:rPr>
+    </w:lvl>
+    <w:lvl w:ilvl="7" w:tentative="1">
+      <w:start w:val="1"/>
+      <w:numFmt w:val="bullet"/>
+      <w:lvlText w:val=""/>
+      <w:lvlJc w:val="left"/>
+      <w:pPr>
+        <w:tabs>
+          <w:tab w:val="num" w:pos="5760"/>
+        </w:tabs>
+        <w:ind w:left="5760" w:hanging="360"/>
+      </w:pPr>
+      <w:rPr>
+        <w:rFonts w:ascii="Wingdings" w:hAnsi="Wingdings" w:hint="default"/>
+        <w:sz w:val="20"/>
+      </w:rPr>
+    </w:lvl>
+    <w:lvl w:ilvl="8" w:tentative="1">
+      <w:start w:val="1"/>
+      <w:numFmt w:val="bullet"/>
+      <w:lvlText w:val=""/>
+      <w:lvlJc w:val="left"/>
+      <w:pPr>
+        <w:tabs>
+          <w:tab w:val="num" w:pos="6480"/>
+        </w:tabs>
+        <w:ind w:left="6480" w:hanging="360"/>
+      </w:pPr>
+      <w:rPr>
+        <w:rFonts w:ascii="Wingdings" w:hAnsi="Wingdings" w:hint="default"/>
+        <w:sz w:val="20"/>
+      </w:rPr>
+    </w:lvl>
+  </w:abstractNum>
+  <w:abstractNum w:abstractNumId="15">
+    <w:nsid w:val="2C9A4AB7"/>
+    <w:multiLevelType w:val="multilevel"/>
+    <w:tmpl w:val="3376A488"/>
+    <w:lvl w:ilvl="0">
+      <w:start w:val="1"/>
+      <w:numFmt w:val="bullet"/>
+      <w:lvlText w:val=""/>
+      <w:lvlJc w:val="left"/>
+      <w:pPr>
+        <w:tabs>
+          <w:tab w:val="num" w:pos="720"/>
+        </w:tabs>
+        <w:ind w:left="720" w:hanging="360"/>
+      </w:pPr>
+      <w:rPr>
+        <w:rFonts w:ascii="Symbol" w:hAnsi="Symbol" w:hint="default"/>
+        <w:sz w:val="20"/>
+      </w:rPr>
+    </w:lvl>
+    <w:lvl w:ilvl="1" w:tentative="1">
+      <w:start w:val="1"/>
+      <w:numFmt w:val="bullet"/>
+      <w:lvlText w:val="o"/>
+      <w:lvlJc w:val="left"/>
+      <w:pPr>
+        <w:tabs>
+          <w:tab w:val="num" w:pos="1440"/>
+        </w:tabs>
+        <w:ind w:left="1440" w:hanging="360"/>
+      </w:pPr>
+      <w:rPr>
+        <w:rFonts w:ascii="Courier New" w:hAnsi="Courier New" w:hint="default"/>
+        <w:sz w:val="20"/>
+      </w:rPr>
+    </w:lvl>
+    <w:lvl w:ilvl="2" w:tentative="1">
+      <w:start w:val="1"/>
+      <w:numFmt w:val="bullet"/>
+      <w:lvlText w:val=""/>
+      <w:lvlJc w:val="left"/>
+      <w:pPr>
+        <w:tabs>
+          <w:tab w:val="num" w:pos="2160"/>
+        </w:tabs>
+        <w:ind w:left="2160" w:hanging="360"/>
+      </w:pPr>
+      <w:rPr>
+        <w:rFonts w:ascii="Wingdings" w:hAnsi="Wingdings" w:hint="default"/>
+        <w:sz w:val="20"/>
+      </w:rPr>
+    </w:lvl>
+    <w:lvl w:ilvl="3" w:tentative="1">
+      <w:start w:val="1"/>
+      <w:numFmt w:val="bullet"/>
+      <w:lvlText w:val=""/>
+      <w:lvlJc w:val="left"/>
+      <w:pPr>
+        <w:tabs>
+          <w:tab w:val="num" w:pos="2880"/>
+        </w:tabs>
+        <w:ind w:left="2880" w:hanging="360"/>
+      </w:pPr>
+      <w:rPr>
+        <w:rFonts w:ascii="Wingdings" w:hAnsi="Wingdings" w:hint="default"/>
+        <w:sz w:val="20"/>
+      </w:rPr>
+    </w:lvl>
+    <w:lvl w:ilvl="4" w:tentative="1">
+      <w:start w:val="1"/>
+      <w:numFmt w:val="bullet"/>
+      <w:lvlText w:val=""/>
+      <w:lvlJc w:val="left"/>
+      <w:pPr>
+        <w:tabs>
+          <w:tab w:val="num" w:pos="3600"/>
+        </w:tabs>
+        <w:ind w:left="3600" w:hanging="360"/>
+      </w:pPr>
+      <w:rPr>
+        <w:rFonts w:ascii="Wingdings" w:hAnsi="Wingdings" w:hint="default"/>
+        <w:sz w:val="20"/>
+      </w:rPr>
+    </w:lvl>
+    <w:lvl w:ilvl="5" w:tentative="1">
+      <w:start w:val="1"/>
+      <w:numFmt w:val="bullet"/>
+      <w:lvlText w:val=""/>
+      <w:lvlJc w:val="left"/>
+      <w:pPr>
+        <w:tabs>
+          <w:tab w:val="num" w:pos="4320"/>
+        </w:tabs>
+        <w:ind w:left="4320" w:hanging="360"/>
+      </w:pPr>
+      <w:rPr>
+        <w:rFonts w:ascii="Wingdings" w:hAnsi="Wingdings" w:hint="default"/>
+        <w:sz w:val="20"/>
+      </w:rPr>
+    </w:lvl>
+    <w:lvl w:ilvl="6" w:tentative="1">
+      <w:start w:val="1"/>
+      <w:numFmt w:val="bullet"/>
+      <w:lvlText w:val=""/>
+      <w:lvlJc w:val="left"/>
+      <w:pPr>
+        <w:tabs>
+          <w:tab w:val="num" w:pos="5040"/>
+        </w:tabs>
+        <w:ind w:left="5040" w:hanging="360"/>
+      </w:pPr>
+      <w:rPr>
+        <w:rFonts w:ascii="Wingdings" w:hAnsi="Wingdings" w:hint="default"/>
+        <w:sz w:val="20"/>
+      </w:rPr>
+    </w:lvl>
+    <w:lvl w:ilvl="7" w:tentative="1">
+      <w:start w:val="1"/>
+      <w:numFmt w:val="bullet"/>
+      <w:lvlText w:val=""/>
+      <w:lvlJc w:val="left"/>
+      <w:pPr>
+        <w:tabs>
+          <w:tab w:val="num" w:pos="5760"/>
+        </w:tabs>
+        <w:ind w:left="5760" w:hanging="360"/>
+      </w:pPr>
+      <w:rPr>
+        <w:rFonts w:ascii="Wingdings" w:hAnsi="Wingdings" w:hint="default"/>
+        <w:sz w:val="20"/>
+      </w:rPr>
+    </w:lvl>
+    <w:lvl w:ilvl="8" w:tentative="1">
+      <w:start w:val="1"/>
+      <w:numFmt w:val="bullet"/>
+      <w:lvlText w:val=""/>
+      <w:lvlJc w:val="left"/>
+      <w:pPr>
+        <w:tabs>
+          <w:tab w:val="num" w:pos="6480"/>
+        </w:tabs>
+        <w:ind w:left="6480" w:hanging="360"/>
+      </w:pPr>
+      <w:rPr>
+        <w:rFonts w:ascii="Wingdings" w:hAnsi="Wingdings" w:hint="default"/>
+        <w:sz w:val="20"/>
+      </w:rPr>
+    </w:lvl>
+  </w:abstractNum>
+  <w:abstractNum w:abstractNumId="16">
+    <w:nsid w:val="33D53AA2"/>
+    <w:multiLevelType w:val="multilevel"/>
+    <w:tmpl w:val="1AD6C334"/>
+    <w:lvl w:ilvl="0">
+      <w:start w:val="1"/>
+      <w:numFmt w:val="bullet"/>
+      <w:lvlText w:val=""/>
+      <w:lvlJc w:val="left"/>
+      <w:pPr>
+        <w:tabs>
+          <w:tab w:val="num" w:pos="720"/>
+        </w:tabs>
+        <w:ind w:left="720" w:hanging="360"/>
+      </w:pPr>
+      <w:rPr>
+        <w:rFonts w:ascii="Symbol" w:hAnsi="Symbol" w:hint="default"/>
+        <w:sz w:val="20"/>
+      </w:rPr>
+    </w:lvl>
+    <w:lvl w:ilvl="1" w:tentative="1">
+      <w:start w:val="1"/>
+      <w:numFmt w:val="bullet"/>
+      <w:lvlText w:val="o"/>
+      <w:lvlJc w:val="left"/>
+      <w:pPr>
+        <w:tabs>
+          <w:tab w:val="num" w:pos="1440"/>
+        </w:tabs>
+        <w:ind w:left="1440" w:hanging="360"/>
+      </w:pPr>
+      <w:rPr>
+        <w:rFonts w:ascii="Courier New" w:hAnsi="Courier New" w:hint="default"/>
+        <w:sz w:val="20"/>
+      </w:rPr>
+    </w:lvl>
+    <w:lvl w:ilvl="2" w:tentative="1">
+      <w:start w:val="1"/>
+      <w:numFmt w:val="bullet"/>
+      <w:lvlText w:val=""/>
+      <w:lvlJc w:val="left"/>
+      <w:pPr>
+        <w:tabs>
+          <w:tab w:val="num" w:pos="2160"/>
+        </w:tabs>
+        <w:ind w:left="2160" w:hanging="360"/>
+      </w:pPr>
+      <w:rPr>
+        <w:rFonts w:ascii="Wingdings" w:hAnsi="Wingdings" w:hint="default"/>
+        <w:sz w:val="20"/>
+      </w:rPr>
+    </w:lvl>
+    <w:lvl w:ilvl="3" w:tentative="1">
+      <w:start w:val="1"/>
+      <w:numFmt w:val="bullet"/>
+      <w:lvlText w:val=""/>
+      <w:lvlJc w:val="left"/>
+      <w:pPr>
+        <w:tabs>
+          <w:tab w:val="num" w:pos="2880"/>
+        </w:tabs>
+        <w:ind w:left="2880" w:hanging="360"/>
+      </w:pPr>
+      <w:rPr>
+        <w:rFonts w:ascii="Wingdings" w:hAnsi="Wingdings" w:hint="default"/>
+        <w:sz w:val="20"/>
+      </w:rPr>
+    </w:lvl>
+    <w:lvl w:ilvl="4" w:tentative="1">
+      <w:start w:val="1"/>
+      <w:numFmt w:val="bullet"/>
+      <w:lvlText w:val=""/>
+      <w:lvlJc w:val="left"/>
+      <w:pPr>
+        <w:tabs>
+          <w:tab w:val="num" w:pos="3600"/>
+        </w:tabs>
+        <w:ind w:left="3600" w:hanging="360"/>
+      </w:pPr>
+      <w:rPr>
+        <w:rFonts w:ascii="Wingdings" w:hAnsi="Wingdings" w:hint="default"/>
+        <w:sz w:val="20"/>
+      </w:rPr>
+    </w:lvl>
+    <w:lvl w:ilvl="5" w:tentative="1">
+      <w:start w:val="1"/>
+      <w:numFmt w:val="bullet"/>
+      <w:lvlText w:val=""/>
+      <w:lvlJc w:val="left"/>
+      <w:pPr>
+        <w:tabs>
+          <w:tab w:val="num" w:pos="4320"/>
+        </w:tabs>
+        <w:ind w:left="4320" w:hanging="360"/>
+      </w:pPr>
+      <w:rPr>
+        <w:rFonts w:ascii="Wingdings" w:hAnsi="Wingdings" w:hint="default"/>
+        <w:sz w:val="20"/>
+      </w:rPr>
+    </w:lvl>
+    <w:lvl w:ilvl="6" w:tentative="1">
+      <w:start w:val="1"/>
+      <w:numFmt w:val="bullet"/>
+      <w:lvlText w:val=""/>
+      <w:lvlJc w:val="left"/>
+      <w:pPr>
+        <w:tabs>
+          <w:tab w:val="num" w:pos="5040"/>
+        </w:tabs>
+        <w:ind w:left="5040" w:hanging="360"/>
+      </w:pPr>
+      <w:rPr>
+        <w:rFonts w:ascii="Wingdings" w:hAnsi="Wingdings" w:hint="default"/>
+        <w:sz w:val="20"/>
+      </w:rPr>
+    </w:lvl>
+    <w:lvl w:ilvl="7" w:tentative="1">
+      <w:start w:val="1"/>
+      <w:numFmt w:val="bullet"/>
+      <w:lvlText w:val=""/>
+      <w:lvlJc w:val="left"/>
+      <w:pPr>
+        <w:tabs>
+          <w:tab w:val="num" w:pos="5760"/>
+        </w:tabs>
+        <w:ind w:left="5760" w:hanging="360"/>
+      </w:pPr>
+      <w:rPr>
+        <w:rFonts w:ascii="Wingdings" w:hAnsi="Wingdings" w:hint="default"/>
+        <w:sz w:val="20"/>
+      </w:rPr>
+    </w:lvl>
+    <w:lvl w:ilvl="8" w:tentative="1">
+      <w:start w:val="1"/>
+      <w:numFmt w:val="bullet"/>
+      <w:lvlText w:val=""/>
+      <w:lvlJc w:val="left"/>
+      <w:pPr>
+        <w:tabs>
+          <w:tab w:val="num" w:pos="6480"/>
+        </w:tabs>
+        <w:ind w:left="6480" w:hanging="360"/>
+      </w:pPr>
+      <w:rPr>
+        <w:rFonts w:ascii="Wingdings" w:hAnsi="Wingdings" w:hint="default"/>
+        <w:sz w:val="20"/>
+      </w:rPr>
+    </w:lvl>
+  </w:abstractNum>
+  <w:abstractNum w:abstractNumId="17">
+    <w:nsid w:val="38B701FD"/>
+    <w:multiLevelType w:val="multilevel"/>
+    <w:tmpl w:val="C8F264C4"/>
+    <w:lvl w:ilvl="0">
+      <w:start w:val="1"/>
+      <w:numFmt w:val="bullet"/>
+      <w:lvlText w:val=""/>
+      <w:lvlJc w:val="left"/>
+      <w:pPr>
+        <w:tabs>
+          <w:tab w:val="num" w:pos="720"/>
+        </w:tabs>
+        <w:ind w:left="720" w:hanging="360"/>
+      </w:pPr>
+      <w:rPr>
+        <w:rFonts w:ascii="Symbol" w:hAnsi="Symbol" w:hint="default"/>
+        <w:sz w:val="20"/>
+      </w:rPr>
+    </w:lvl>
+    <w:lvl w:ilvl="1" w:tentative="1">
+      <w:start w:val="1"/>
+      <w:numFmt w:val="bullet"/>
+      <w:lvlText w:val="o"/>
+      <w:lvlJc w:val="left"/>
+      <w:pPr>
+        <w:tabs>
+          <w:tab w:val="num" w:pos="1440"/>
+        </w:tabs>
+        <w:ind w:left="1440" w:hanging="360"/>
+      </w:pPr>
+      <w:rPr>
+        <w:rFonts w:ascii="Courier New" w:hAnsi="Courier New" w:hint="default"/>
+        <w:sz w:val="20"/>
+      </w:rPr>
+    </w:lvl>
+    <w:lvl w:ilvl="2" w:tentative="1">
+      <w:start w:val="1"/>
+      <w:numFmt w:val="bullet"/>
+      <w:lvlText w:val=""/>
+      <w:lvlJc w:val="left"/>
+      <w:pPr>
+        <w:tabs>
+          <w:tab w:val="num" w:pos="2160"/>
+        </w:tabs>
+        <w:ind w:left="2160" w:hanging="360"/>
+      </w:pPr>
+      <w:rPr>
+        <w:rFonts w:ascii="Wingdings" w:hAnsi="Wingdings" w:hint="default"/>
+        <w:sz w:val="20"/>
+      </w:rPr>
+    </w:lvl>
+    <w:lvl w:ilvl="3" w:tentative="1">
+      <w:start w:val="1"/>
+      <w:numFmt w:val="bullet"/>
+      <w:lvlText w:val=""/>
+      <w:lvlJc w:val="left"/>
+      <w:pPr>
+        <w:tabs>
+          <w:tab w:val="num" w:pos="2880"/>
+        </w:tabs>
+        <w:ind w:left="2880" w:hanging="360"/>
+      </w:pPr>
+      <w:rPr>
+        <w:rFonts w:ascii="Wingdings" w:hAnsi="Wingdings" w:hint="default"/>
+        <w:sz w:val="20"/>
+      </w:rPr>
+    </w:lvl>
+    <w:lvl w:ilvl="4" w:tentative="1">
+      <w:start w:val="1"/>
+      <w:numFmt w:val="bullet"/>
+      <w:lvlText w:val=""/>
+      <w:lvlJc w:val="left"/>
+      <w:pPr>
+        <w:tabs>
+          <w:tab w:val="num" w:pos="3600"/>
+        </w:tabs>
+        <w:ind w:left="3600" w:hanging="360"/>
+      </w:pPr>
+      <w:rPr>
+        <w:rFonts w:ascii="Wingdings" w:hAnsi="Wingdings" w:hint="default"/>
+        <w:sz w:val="20"/>
+      </w:rPr>
+    </w:lvl>
+    <w:lvl w:ilvl="5" w:tentative="1">
+      <w:start w:val="1"/>
+      <w:numFmt w:val="bullet"/>
+      <w:lvlText w:val=""/>
+      <w:lvlJc w:val="left"/>
+      <w:pPr>
+        <w:tabs>
+          <w:tab w:val="num" w:pos="4320"/>
+        </w:tabs>
+        <w:ind w:left="4320" w:hanging="360"/>
+      </w:pPr>
+      <w:rPr>
+        <w:rFonts w:ascii="Wingdings" w:hAnsi="Wingdings" w:hint="default"/>
+        <w:sz w:val="20"/>
+      </w:rPr>
+    </w:lvl>
+    <w:lvl w:ilvl="6" w:tentative="1">
+      <w:start w:val="1"/>
+      <w:numFmt w:val="bullet"/>
+      <w:lvlText w:val=""/>
+      <w:lvlJc w:val="left"/>
+      <w:pPr>
+        <w:tabs>
+          <w:tab w:val="num" w:pos="5040"/>
+        </w:tabs>
+        <w:ind w:left="5040" w:hanging="360"/>
+      </w:pPr>
+      <w:rPr>
+        <w:rFonts w:ascii="Wingdings" w:hAnsi="Wingdings" w:hint="default"/>
+        <w:sz w:val="20"/>
+      </w:rPr>
+    </w:lvl>
+    <w:lvl w:ilvl="7" w:tentative="1">
+      <w:start w:val="1"/>
+      <w:numFmt w:val="bullet"/>
+      <w:lvlText w:val=""/>
+      <w:lvlJc w:val="left"/>
+      <w:pPr>
+        <w:tabs>
+          <w:tab w:val="num" w:pos="5760"/>
+        </w:tabs>
+        <w:ind w:left="5760" w:hanging="360"/>
+      </w:pPr>
+      <w:rPr>
+        <w:rFonts w:ascii="Wingdings" w:hAnsi="Wingdings" w:hint="default"/>
+        <w:sz w:val="20"/>
+      </w:rPr>
+    </w:lvl>
+    <w:lvl w:ilvl="8" w:tentative="1">
+      <w:start w:val="1"/>
+      <w:numFmt w:val="bullet"/>
+      <w:lvlText w:val=""/>
+      <w:lvlJc w:val="left"/>
+      <w:pPr>
+        <w:tabs>
+          <w:tab w:val="num" w:pos="6480"/>
+        </w:tabs>
+        <w:ind w:left="6480" w:hanging="360"/>
+      </w:pPr>
+      <w:rPr>
+        <w:rFonts w:ascii="Wingdings" w:hAnsi="Wingdings" w:hint="default"/>
+        <w:sz w:val="20"/>
+      </w:rPr>
+    </w:lvl>
+  </w:abstractNum>
+  <w:abstractNum w:abstractNumId="18">
+    <w:nsid w:val="46335D52"/>
+    <w:multiLevelType w:val="multilevel"/>
+    <w:tmpl w:val="D496F9E0"/>
+    <w:lvl w:ilvl="0">
+      <w:start w:val="1"/>
+      <w:numFmt w:val="bullet"/>
+      <w:lvlText w:val=""/>
+      <w:lvlJc w:val="left"/>
+      <w:pPr>
+        <w:tabs>
+          <w:tab w:val="num" w:pos="720"/>
+        </w:tabs>
+        <w:ind w:left="720" w:hanging="360"/>
+      </w:pPr>
+      <w:rPr>
+        <w:rFonts w:ascii="Symbol" w:hAnsi="Symbol" w:hint="default"/>
+        <w:sz w:val="20"/>
+      </w:rPr>
+    </w:lvl>
+    <w:lvl w:ilvl="1" w:tentative="1">
+      <w:start w:val="1"/>
+      <w:numFmt w:val="bullet"/>
+      <w:lvlText w:val="o"/>
+      <w:lvlJc w:val="left"/>
+      <w:pPr>
+        <w:tabs>
+          <w:tab w:val="num" w:pos="1440"/>
+        </w:tabs>
+        <w:ind w:left="1440" w:hanging="360"/>
+      </w:pPr>
+      <w:rPr>
+        <w:rFonts w:ascii="Courier New" w:hAnsi="Courier New" w:hint="default"/>
+        <w:sz w:val="20"/>
+      </w:rPr>
+    </w:lvl>
+    <w:lvl w:ilvl="2" w:tentative="1">
+      <w:start w:val="1"/>
+      <w:numFmt w:val="bullet"/>
+      <w:lvlText w:val=""/>
+      <w:lvlJc w:val="left"/>
+      <w:pPr>
+        <w:tabs>
+          <w:tab w:val="num" w:pos="2160"/>
+        </w:tabs>
+        <w:ind w:left="2160" w:hanging="360"/>
+      </w:pPr>
+      <w:rPr>
+        <w:rFonts w:ascii="Wingdings" w:hAnsi="Wingdings" w:hint="default"/>
+        <w:sz w:val="20"/>
+      </w:rPr>
+    </w:lvl>
+    <w:lvl w:ilvl="3" w:tentative="1">
+      <w:start w:val="1"/>
+      <w:numFmt w:val="bullet"/>
+      <w:lvlText w:val=""/>
+      <w:lvlJc w:val="left"/>
+      <w:pPr>
+        <w:tabs>
+          <w:tab w:val="num" w:pos="2880"/>
+        </w:tabs>
+        <w:ind w:left="2880" w:hanging="360"/>
+      </w:pPr>
+      <w:rPr>
+        <w:rFonts w:ascii="Wingdings" w:hAnsi="Wingdings" w:hint="default"/>
+        <w:sz w:val="20"/>
+      </w:rPr>
+    </w:lvl>
+    <w:lvl w:ilvl="4" w:tentative="1">
+      <w:start w:val="1"/>
+      <w:numFmt w:val="bullet"/>
+      <w:lvlText w:val=""/>
+      <w:lvlJc w:val="left"/>
+      <w:pPr>
+        <w:tabs>
+          <w:tab w:val="num" w:pos="3600"/>
+        </w:tabs>
+        <w:ind w:left="3600" w:hanging="360"/>
+      </w:pPr>
+      <w:rPr>
+        <w:rFonts w:ascii="Wingdings" w:hAnsi="Wingdings" w:hint="default"/>
+        <w:sz w:val="20"/>
+      </w:rPr>
+    </w:lvl>
+    <w:lvl w:ilvl="5" w:tentative="1">
+      <w:start w:val="1"/>
+      <w:numFmt w:val="bullet"/>
+      <w:lvlText w:val=""/>
+      <w:lvlJc w:val="left"/>
+      <w:pPr>
+        <w:tabs>
+          <w:tab w:val="num" w:pos="4320"/>
+        </w:tabs>
+        <w:ind w:left="4320" w:hanging="360"/>
+      </w:pPr>
+      <w:rPr>
+        <w:rFonts w:ascii="Wingdings" w:hAnsi="Wingdings" w:hint="default"/>
+        <w:sz w:val="20"/>
+      </w:rPr>
+    </w:lvl>
+    <w:lvl w:ilvl="6" w:tentative="1">
+      <w:start w:val="1"/>
+      <w:numFmt w:val="bullet"/>
+      <w:lvlText w:val=""/>
+      <w:lvlJc w:val="left"/>
+      <w:pPr>
+        <w:tabs>
+          <w:tab w:val="num" w:pos="5040"/>
+        </w:tabs>
+        <w:ind w:left="5040" w:hanging="360"/>
+      </w:pPr>
+      <w:rPr>
+        <w:rFonts w:ascii="Wingdings" w:hAnsi="Wingdings" w:hint="default"/>
+        <w:sz w:val="20"/>
+      </w:rPr>
+    </w:lvl>
+    <w:lvl w:ilvl="7" w:tentative="1">
+      <w:start w:val="1"/>
+      <w:numFmt w:val="bullet"/>
+      <w:lvlText w:val=""/>
+      <w:lvlJc w:val="left"/>
+      <w:pPr>
+        <w:tabs>
+          <w:tab w:val="num" w:pos="5760"/>
+        </w:tabs>
+        <w:ind w:left="5760" w:hanging="360"/>
+      </w:pPr>
+      <w:rPr>
+        <w:rFonts w:ascii="Wingdings" w:hAnsi="Wingdings" w:hint="default"/>
+        <w:sz w:val="20"/>
+      </w:rPr>
+    </w:lvl>
+    <w:lvl w:ilvl="8" w:tentative="1">
+      <w:start w:val="1"/>
+      <w:numFmt w:val="bullet"/>
+      <w:lvlText w:val=""/>
+      <w:lvlJc w:val="left"/>
+      <w:pPr>
+        <w:tabs>
+          <w:tab w:val="num" w:pos="6480"/>
+        </w:tabs>
+        <w:ind w:left="6480" w:hanging="360"/>
+      </w:pPr>
+      <w:rPr>
+        <w:rFonts w:ascii="Wingdings" w:hAnsi="Wingdings" w:hint="default"/>
+        <w:sz w:val="20"/>
+      </w:rPr>
+    </w:lvl>
+  </w:abstractNum>
+  <w:abstractNum w:abstractNumId="19">
+    <w:nsid w:val="479B4335"/>
+    <w:multiLevelType w:val="multilevel"/>
+    <w:tmpl w:val="2C66C57A"/>
+    <w:lvl w:ilvl="0">
+      <w:start w:val="1"/>
+      <w:numFmt w:val="bullet"/>
+      <w:lvlText w:val=""/>
+      <w:lvlJc w:val="left"/>
+      <w:pPr>
+        <w:tabs>
+          <w:tab w:val="num" w:pos="720"/>
+        </w:tabs>
+        <w:ind w:left="720" w:hanging="360"/>
+      </w:pPr>
+      <w:rPr>
+        <w:rFonts w:ascii="Symbol" w:hAnsi="Symbol" w:hint="default"/>
+        <w:sz w:val="20"/>
+      </w:rPr>
+    </w:lvl>
+    <w:lvl w:ilvl="1" w:tentative="1">
+      <w:start w:val="1"/>
+      <w:numFmt w:val="bullet"/>
+      <w:lvlText w:val="o"/>
+      <w:lvlJc w:val="left"/>
+      <w:pPr>
+        <w:tabs>
+          <w:tab w:val="num" w:pos="1440"/>
+        </w:tabs>
+        <w:ind w:left="1440" w:hanging="360"/>
+      </w:pPr>
+      <w:rPr>
+        <w:rFonts w:ascii="Courier New" w:hAnsi="Courier New" w:hint="default"/>
+        <w:sz w:val="20"/>
+      </w:rPr>
+    </w:lvl>
+    <w:lvl w:ilvl="2" w:tentative="1">
+      <w:start w:val="1"/>
+      <w:numFmt w:val="bullet"/>
+      <w:lvlText w:val=""/>
+      <w:lvlJc w:val="left"/>
+      <w:pPr>
+        <w:tabs>
+          <w:tab w:val="num" w:pos="2160"/>
+        </w:tabs>
+        <w:ind w:left="2160" w:hanging="360"/>
+      </w:pPr>
+      <w:rPr>
+        <w:rFonts w:ascii="Wingdings" w:hAnsi="Wingdings" w:hint="default"/>
+        <w:sz w:val="20"/>
+      </w:rPr>
+    </w:lvl>
+    <w:lvl w:ilvl="3" w:tentative="1">
+      <w:start w:val="1"/>
+      <w:numFmt w:val="bullet"/>
+      <w:lvlText w:val=""/>
+      <w:lvlJc w:val="left"/>
+      <w:pPr>
+        <w:tabs>
+          <w:tab w:val="num" w:pos="2880"/>
+        </w:tabs>
+        <w:ind w:left="2880" w:hanging="360"/>
+      </w:pPr>
+      <w:rPr>
+        <w:rFonts w:ascii="Wingdings" w:hAnsi="Wingdings" w:hint="default"/>
+        <w:sz w:val="20"/>
+      </w:rPr>
+    </w:lvl>
+    <w:lvl w:ilvl="4" w:tentative="1">
+      <w:start w:val="1"/>
+      <w:numFmt w:val="bullet"/>
+      <w:lvlText w:val=""/>
+      <w:lvlJc w:val="left"/>
+      <w:pPr>
+        <w:tabs>
+          <w:tab w:val="num" w:pos="3600"/>
+        </w:tabs>
+        <w:ind w:left="3600" w:hanging="360"/>
+      </w:pPr>
+      <w:rPr>
+        <w:rFonts w:ascii="Wingdings" w:hAnsi="Wingdings" w:hint="default"/>
+        <w:sz w:val="20"/>
+      </w:rPr>
+    </w:lvl>
+    <w:lvl w:ilvl="5" w:tentative="1">
+      <w:start w:val="1"/>
+      <w:numFmt w:val="bullet"/>
+      <w:lvlText w:val=""/>
+      <w:lvlJc w:val="left"/>
+      <w:pPr>
+        <w:tabs>
+          <w:tab w:val="num" w:pos="4320"/>
+        </w:tabs>
+        <w:ind w:left="4320" w:hanging="360"/>
+      </w:pPr>
+      <w:rPr>
+        <w:rFonts w:ascii="Wingdings" w:hAnsi="Wingdings" w:hint="default"/>
+        <w:sz w:val="20"/>
+      </w:rPr>
+    </w:lvl>
+    <w:lvl w:ilvl="6" w:tentative="1">
+      <w:start w:val="1"/>
+      <w:numFmt w:val="bullet"/>
+      <w:lvlText w:val=""/>
+      <w:lvlJc w:val="left"/>
+      <w:pPr>
+        <w:tabs>
+          <w:tab w:val="num" w:pos="5040"/>
+        </w:tabs>
+        <w:ind w:left="5040" w:hanging="360"/>
+      </w:pPr>
+      <w:rPr>
+        <w:rFonts w:ascii="Wingdings" w:hAnsi="Wingdings" w:hint="default"/>
+        <w:sz w:val="20"/>
+      </w:rPr>
+    </w:lvl>
+    <w:lvl w:ilvl="7" w:tentative="1">
+      <w:start w:val="1"/>
+      <w:numFmt w:val="bullet"/>
+      <w:lvlText w:val=""/>
+      <w:lvlJc w:val="left"/>
+      <w:pPr>
+        <w:tabs>
+          <w:tab w:val="num" w:pos="5760"/>
+        </w:tabs>
+        <w:ind w:left="5760" w:hanging="360"/>
+      </w:pPr>
+      <w:rPr>
+        <w:rFonts w:ascii="Wingdings" w:hAnsi="Wingdings" w:hint="default"/>
+        <w:sz w:val="20"/>
+      </w:rPr>
+    </w:lvl>
+    <w:lvl w:ilvl="8" w:tentative="1">
+      <w:start w:val="1"/>
+      <w:numFmt w:val="bullet"/>
+      <w:lvlText w:val=""/>
+      <w:lvlJc w:val="left"/>
+      <w:pPr>
+        <w:tabs>
+          <w:tab w:val="num" w:pos="6480"/>
+        </w:tabs>
+        <w:ind w:left="6480" w:hanging="360"/>
+      </w:pPr>
+      <w:rPr>
+        <w:rFonts w:ascii="Wingdings" w:hAnsi="Wingdings" w:hint="default"/>
+        <w:sz w:val="20"/>
+      </w:rPr>
+    </w:lvl>
+  </w:abstractNum>
+  <w:abstractNum w:abstractNumId="20">
     <w:nsid w:val="48D319D7"/>
     <w:multiLevelType w:val="multilevel"/>
     <w:tmpl w:val="0FFA3EC2"/>
@@ -4550,7 +7969,7 @@
       </w:rPr>
     </w:lvl>
   </w:abstractNum>
-  <w:abstractNum w:abstractNumId="6">
+  <w:abstractNum w:abstractNumId="21">
     <w:nsid w:val="52AC46AA"/>
     <w:multiLevelType w:val="multilevel"/>
     <w:tmpl w:val="4F18D22C"/>
@@ -4699,7 +8118,7 @@
       </w:rPr>
     </w:lvl>
   </w:abstractNum>
-  <w:abstractNum w:abstractNumId="7">
+  <w:abstractNum w:abstractNumId="22">
     <w:nsid w:val="54B27A6F"/>
     <w:multiLevelType w:val="multilevel"/>
     <w:tmpl w:val="7CE4D3CE"/>
@@ -4848,7 +8267,603 @@
       </w:rPr>
     </w:lvl>
   </w:abstractNum>
-  <w:abstractNum w:abstractNumId="8">
+  <w:abstractNum w:abstractNumId="23">
+    <w:nsid w:val="556F47C8"/>
+    <w:multiLevelType w:val="multilevel"/>
+    <w:tmpl w:val="F244C3C2"/>
+    <w:lvl w:ilvl="0">
+      <w:start w:val="1"/>
+      <w:numFmt w:val="bullet"/>
+      <w:lvlText w:val=""/>
+      <w:lvlJc w:val="left"/>
+      <w:pPr>
+        <w:tabs>
+          <w:tab w:val="num" w:pos="720"/>
+        </w:tabs>
+        <w:ind w:left="720" w:hanging="360"/>
+      </w:pPr>
+      <w:rPr>
+        <w:rFonts w:ascii="Symbol" w:hAnsi="Symbol" w:hint="default"/>
+        <w:sz w:val="20"/>
+      </w:rPr>
+    </w:lvl>
+    <w:lvl w:ilvl="1" w:tentative="1">
+      <w:start w:val="1"/>
+      <w:numFmt w:val="bullet"/>
+      <w:lvlText w:val="o"/>
+      <w:lvlJc w:val="left"/>
+      <w:pPr>
+        <w:tabs>
+          <w:tab w:val="num" w:pos="1440"/>
+        </w:tabs>
+        <w:ind w:left="1440" w:hanging="360"/>
+      </w:pPr>
+      <w:rPr>
+        <w:rFonts w:ascii="Courier New" w:hAnsi="Courier New" w:hint="default"/>
+        <w:sz w:val="20"/>
+      </w:rPr>
+    </w:lvl>
+    <w:lvl w:ilvl="2" w:tentative="1">
+      <w:start w:val="1"/>
+      <w:numFmt w:val="bullet"/>
+      <w:lvlText w:val=""/>
+      <w:lvlJc w:val="left"/>
+      <w:pPr>
+        <w:tabs>
+          <w:tab w:val="num" w:pos="2160"/>
+        </w:tabs>
+        <w:ind w:left="2160" w:hanging="360"/>
+      </w:pPr>
+      <w:rPr>
+        <w:rFonts w:ascii="Wingdings" w:hAnsi="Wingdings" w:hint="default"/>
+        <w:sz w:val="20"/>
+      </w:rPr>
+    </w:lvl>
+    <w:lvl w:ilvl="3" w:tentative="1">
+      <w:start w:val="1"/>
+      <w:numFmt w:val="bullet"/>
+      <w:lvlText w:val=""/>
+      <w:lvlJc w:val="left"/>
+      <w:pPr>
+        <w:tabs>
+          <w:tab w:val="num" w:pos="2880"/>
+        </w:tabs>
+        <w:ind w:left="2880" w:hanging="360"/>
+      </w:pPr>
+      <w:rPr>
+        <w:rFonts w:ascii="Wingdings" w:hAnsi="Wingdings" w:hint="default"/>
+        <w:sz w:val="20"/>
+      </w:rPr>
+    </w:lvl>
+    <w:lvl w:ilvl="4" w:tentative="1">
+      <w:start w:val="1"/>
+      <w:numFmt w:val="bullet"/>
+      <w:lvlText w:val=""/>
+      <w:lvlJc w:val="left"/>
+      <w:pPr>
+        <w:tabs>
+          <w:tab w:val="num" w:pos="3600"/>
+        </w:tabs>
+        <w:ind w:left="3600" w:hanging="360"/>
+      </w:pPr>
+      <w:rPr>
+        <w:rFonts w:ascii="Wingdings" w:hAnsi="Wingdings" w:hint="default"/>
+        <w:sz w:val="20"/>
+      </w:rPr>
+    </w:lvl>
+    <w:lvl w:ilvl="5" w:tentative="1">
+      <w:start w:val="1"/>
+      <w:numFmt w:val="bullet"/>
+      <w:lvlText w:val=""/>
+      <w:lvlJc w:val="left"/>
+      <w:pPr>
+        <w:tabs>
+          <w:tab w:val="num" w:pos="4320"/>
+        </w:tabs>
+        <w:ind w:left="4320" w:hanging="360"/>
+      </w:pPr>
+      <w:rPr>
+        <w:rFonts w:ascii="Wingdings" w:hAnsi="Wingdings" w:hint="default"/>
+        <w:sz w:val="20"/>
+      </w:rPr>
+    </w:lvl>
+    <w:lvl w:ilvl="6" w:tentative="1">
+      <w:start w:val="1"/>
+      <w:numFmt w:val="bullet"/>
+      <w:lvlText w:val=""/>
+      <w:lvlJc w:val="left"/>
+      <w:pPr>
+        <w:tabs>
+          <w:tab w:val="num" w:pos="5040"/>
+        </w:tabs>
+        <w:ind w:left="5040" w:hanging="360"/>
+      </w:pPr>
+      <w:rPr>
+        <w:rFonts w:ascii="Wingdings" w:hAnsi="Wingdings" w:hint="default"/>
+        <w:sz w:val="20"/>
+      </w:rPr>
+    </w:lvl>
+    <w:lvl w:ilvl="7" w:tentative="1">
+      <w:start w:val="1"/>
+      <w:numFmt w:val="bullet"/>
+      <w:lvlText w:val=""/>
+      <w:lvlJc w:val="left"/>
+      <w:pPr>
+        <w:tabs>
+          <w:tab w:val="num" w:pos="5760"/>
+        </w:tabs>
+        <w:ind w:left="5760" w:hanging="360"/>
+      </w:pPr>
+      <w:rPr>
+        <w:rFonts w:ascii="Wingdings" w:hAnsi="Wingdings" w:hint="default"/>
+        <w:sz w:val="20"/>
+      </w:rPr>
+    </w:lvl>
+    <w:lvl w:ilvl="8" w:tentative="1">
+      <w:start w:val="1"/>
+      <w:numFmt w:val="bullet"/>
+      <w:lvlText w:val=""/>
+      <w:lvlJc w:val="left"/>
+      <w:pPr>
+        <w:tabs>
+          <w:tab w:val="num" w:pos="6480"/>
+        </w:tabs>
+        <w:ind w:left="6480" w:hanging="360"/>
+      </w:pPr>
+      <w:rPr>
+        <w:rFonts w:ascii="Wingdings" w:hAnsi="Wingdings" w:hint="default"/>
+        <w:sz w:val="20"/>
+      </w:rPr>
+    </w:lvl>
+  </w:abstractNum>
+  <w:abstractNum w:abstractNumId="24">
+    <w:nsid w:val="57FD5E42"/>
+    <w:multiLevelType w:val="multilevel"/>
+    <w:tmpl w:val="ADA654FC"/>
+    <w:lvl w:ilvl="0">
+      <w:start w:val="1"/>
+      <w:numFmt w:val="bullet"/>
+      <w:lvlText w:val=""/>
+      <w:lvlJc w:val="left"/>
+      <w:pPr>
+        <w:tabs>
+          <w:tab w:val="num" w:pos="720"/>
+        </w:tabs>
+        <w:ind w:left="720" w:hanging="360"/>
+      </w:pPr>
+      <w:rPr>
+        <w:rFonts w:ascii="Symbol" w:hAnsi="Symbol" w:hint="default"/>
+        <w:sz w:val="20"/>
+      </w:rPr>
+    </w:lvl>
+    <w:lvl w:ilvl="1" w:tentative="1">
+      <w:start w:val="1"/>
+      <w:numFmt w:val="bullet"/>
+      <w:lvlText w:val="o"/>
+      <w:lvlJc w:val="left"/>
+      <w:pPr>
+        <w:tabs>
+          <w:tab w:val="num" w:pos="1440"/>
+        </w:tabs>
+        <w:ind w:left="1440" w:hanging="360"/>
+      </w:pPr>
+      <w:rPr>
+        <w:rFonts w:ascii="Courier New" w:hAnsi="Courier New" w:hint="default"/>
+        <w:sz w:val="20"/>
+      </w:rPr>
+    </w:lvl>
+    <w:lvl w:ilvl="2" w:tentative="1">
+      <w:start w:val="1"/>
+      <w:numFmt w:val="bullet"/>
+      <w:lvlText w:val=""/>
+      <w:lvlJc w:val="left"/>
+      <w:pPr>
+        <w:tabs>
+          <w:tab w:val="num" w:pos="2160"/>
+        </w:tabs>
+        <w:ind w:left="2160" w:hanging="360"/>
+      </w:pPr>
+      <w:rPr>
+        <w:rFonts w:ascii="Wingdings" w:hAnsi="Wingdings" w:hint="default"/>
+        <w:sz w:val="20"/>
+      </w:rPr>
+    </w:lvl>
+    <w:lvl w:ilvl="3" w:tentative="1">
+      <w:start w:val="1"/>
+      <w:numFmt w:val="bullet"/>
+      <w:lvlText w:val=""/>
+      <w:lvlJc w:val="left"/>
+      <w:pPr>
+        <w:tabs>
+          <w:tab w:val="num" w:pos="2880"/>
+        </w:tabs>
+        <w:ind w:left="2880" w:hanging="360"/>
+      </w:pPr>
+      <w:rPr>
+        <w:rFonts w:ascii="Wingdings" w:hAnsi="Wingdings" w:hint="default"/>
+        <w:sz w:val="20"/>
+      </w:rPr>
+    </w:lvl>
+    <w:lvl w:ilvl="4" w:tentative="1">
+      <w:start w:val="1"/>
+      <w:numFmt w:val="bullet"/>
+      <w:lvlText w:val=""/>
+      <w:lvlJc w:val="left"/>
+      <w:pPr>
+        <w:tabs>
+          <w:tab w:val="num" w:pos="3600"/>
+        </w:tabs>
+        <w:ind w:left="3600" w:hanging="360"/>
+      </w:pPr>
+      <w:rPr>
+        <w:rFonts w:ascii="Wingdings" w:hAnsi="Wingdings" w:hint="default"/>
+        <w:sz w:val="20"/>
+      </w:rPr>
+    </w:lvl>
+    <w:lvl w:ilvl="5" w:tentative="1">
+      <w:start w:val="1"/>
+      <w:numFmt w:val="bullet"/>
+      <w:lvlText w:val=""/>
+      <w:lvlJc w:val="left"/>
+      <w:pPr>
+        <w:tabs>
+          <w:tab w:val="num" w:pos="4320"/>
+        </w:tabs>
+        <w:ind w:left="4320" w:hanging="360"/>
+      </w:pPr>
+      <w:rPr>
+        <w:rFonts w:ascii="Wingdings" w:hAnsi="Wingdings" w:hint="default"/>
+        <w:sz w:val="20"/>
+      </w:rPr>
+    </w:lvl>
+    <w:lvl w:ilvl="6" w:tentative="1">
+      <w:start w:val="1"/>
+      <w:numFmt w:val="bullet"/>
+      <w:lvlText w:val=""/>
+      <w:lvlJc w:val="left"/>
+      <w:pPr>
+        <w:tabs>
+          <w:tab w:val="num" w:pos="5040"/>
+        </w:tabs>
+        <w:ind w:left="5040" w:hanging="360"/>
+      </w:pPr>
+      <w:rPr>
+        <w:rFonts w:ascii="Wingdings" w:hAnsi="Wingdings" w:hint="default"/>
+        <w:sz w:val="20"/>
+      </w:rPr>
+    </w:lvl>
+    <w:lvl w:ilvl="7" w:tentative="1">
+      <w:start w:val="1"/>
+      <w:numFmt w:val="bullet"/>
+      <w:lvlText w:val=""/>
+      <w:lvlJc w:val="left"/>
+      <w:pPr>
+        <w:tabs>
+          <w:tab w:val="num" w:pos="5760"/>
+        </w:tabs>
+        <w:ind w:left="5760" w:hanging="360"/>
+      </w:pPr>
+      <w:rPr>
+        <w:rFonts w:ascii="Wingdings" w:hAnsi="Wingdings" w:hint="default"/>
+        <w:sz w:val="20"/>
+      </w:rPr>
+    </w:lvl>
+    <w:lvl w:ilvl="8" w:tentative="1">
+      <w:start w:val="1"/>
+      <w:numFmt w:val="bullet"/>
+      <w:lvlText w:val=""/>
+      <w:lvlJc w:val="left"/>
+      <w:pPr>
+        <w:tabs>
+          <w:tab w:val="num" w:pos="6480"/>
+        </w:tabs>
+        <w:ind w:left="6480" w:hanging="360"/>
+      </w:pPr>
+      <w:rPr>
+        <w:rFonts w:ascii="Wingdings" w:hAnsi="Wingdings" w:hint="default"/>
+        <w:sz w:val="20"/>
+      </w:rPr>
+    </w:lvl>
+  </w:abstractNum>
+  <w:abstractNum w:abstractNumId="25">
+    <w:nsid w:val="634F18D8"/>
+    <w:multiLevelType w:val="multilevel"/>
+    <w:tmpl w:val="81BC89A8"/>
+    <w:lvl w:ilvl="0">
+      <w:start w:val="1"/>
+      <w:numFmt w:val="bullet"/>
+      <w:lvlText w:val=""/>
+      <w:lvlJc w:val="left"/>
+      <w:pPr>
+        <w:tabs>
+          <w:tab w:val="num" w:pos="720"/>
+        </w:tabs>
+        <w:ind w:left="720" w:hanging="360"/>
+      </w:pPr>
+      <w:rPr>
+        <w:rFonts w:ascii="Symbol" w:hAnsi="Symbol" w:hint="default"/>
+        <w:sz w:val="20"/>
+      </w:rPr>
+    </w:lvl>
+    <w:lvl w:ilvl="1" w:tentative="1">
+      <w:start w:val="1"/>
+      <w:numFmt w:val="bullet"/>
+      <w:lvlText w:val="o"/>
+      <w:lvlJc w:val="left"/>
+      <w:pPr>
+        <w:tabs>
+          <w:tab w:val="num" w:pos="1440"/>
+        </w:tabs>
+        <w:ind w:left="1440" w:hanging="360"/>
+      </w:pPr>
+      <w:rPr>
+        <w:rFonts w:ascii="Courier New" w:hAnsi="Courier New" w:hint="default"/>
+        <w:sz w:val="20"/>
+      </w:rPr>
+    </w:lvl>
+    <w:lvl w:ilvl="2" w:tentative="1">
+      <w:start w:val="1"/>
+      <w:numFmt w:val="bullet"/>
+      <w:lvlText w:val=""/>
+      <w:lvlJc w:val="left"/>
+      <w:pPr>
+        <w:tabs>
+          <w:tab w:val="num" w:pos="2160"/>
+        </w:tabs>
+        <w:ind w:left="2160" w:hanging="360"/>
+      </w:pPr>
+      <w:rPr>
+        <w:rFonts w:ascii="Wingdings" w:hAnsi="Wingdings" w:hint="default"/>
+        <w:sz w:val="20"/>
+      </w:rPr>
+    </w:lvl>
+    <w:lvl w:ilvl="3" w:tentative="1">
+      <w:start w:val="1"/>
+      <w:numFmt w:val="bullet"/>
+      <w:lvlText w:val=""/>
+      <w:lvlJc w:val="left"/>
+      <w:pPr>
+        <w:tabs>
+          <w:tab w:val="num" w:pos="2880"/>
+        </w:tabs>
+        <w:ind w:left="2880" w:hanging="360"/>
+      </w:pPr>
+      <w:rPr>
+        <w:rFonts w:ascii="Wingdings" w:hAnsi="Wingdings" w:hint="default"/>
+        <w:sz w:val="20"/>
+      </w:rPr>
+    </w:lvl>
+    <w:lvl w:ilvl="4" w:tentative="1">
+      <w:start w:val="1"/>
+      <w:numFmt w:val="bullet"/>
+      <w:lvlText w:val=""/>
+      <w:lvlJc w:val="left"/>
+      <w:pPr>
+        <w:tabs>
+          <w:tab w:val="num" w:pos="3600"/>
+        </w:tabs>
+        <w:ind w:left="3600" w:hanging="360"/>
+      </w:pPr>
+      <w:rPr>
+        <w:rFonts w:ascii="Wingdings" w:hAnsi="Wingdings" w:hint="default"/>
+        <w:sz w:val="20"/>
+      </w:rPr>
+    </w:lvl>
+    <w:lvl w:ilvl="5" w:tentative="1">
+      <w:start w:val="1"/>
+      <w:numFmt w:val="bullet"/>
+      <w:lvlText w:val=""/>
+      <w:lvlJc w:val="left"/>
+      <w:pPr>
+        <w:tabs>
+          <w:tab w:val="num" w:pos="4320"/>
+        </w:tabs>
+        <w:ind w:left="4320" w:hanging="360"/>
+      </w:pPr>
+      <w:rPr>
+        <w:rFonts w:ascii="Wingdings" w:hAnsi="Wingdings" w:hint="default"/>
+        <w:sz w:val="20"/>
+      </w:rPr>
+    </w:lvl>
+    <w:lvl w:ilvl="6" w:tentative="1">
+      <w:start w:val="1"/>
+      <w:numFmt w:val="bullet"/>
+      <w:lvlText w:val=""/>
+      <w:lvlJc w:val="left"/>
+      <w:pPr>
+        <w:tabs>
+          <w:tab w:val="num" w:pos="5040"/>
+        </w:tabs>
+        <w:ind w:left="5040" w:hanging="360"/>
+      </w:pPr>
+      <w:rPr>
+        <w:rFonts w:ascii="Wingdings" w:hAnsi="Wingdings" w:hint="default"/>
+        <w:sz w:val="20"/>
+      </w:rPr>
+    </w:lvl>
+    <w:lvl w:ilvl="7" w:tentative="1">
+      <w:start w:val="1"/>
+      <w:numFmt w:val="bullet"/>
+      <w:lvlText w:val=""/>
+      <w:lvlJc w:val="left"/>
+      <w:pPr>
+        <w:tabs>
+          <w:tab w:val="num" w:pos="5760"/>
+        </w:tabs>
+        <w:ind w:left="5760" w:hanging="360"/>
+      </w:pPr>
+      <w:rPr>
+        <w:rFonts w:ascii="Wingdings" w:hAnsi="Wingdings" w:hint="default"/>
+        <w:sz w:val="20"/>
+      </w:rPr>
+    </w:lvl>
+    <w:lvl w:ilvl="8" w:tentative="1">
+      <w:start w:val="1"/>
+      <w:numFmt w:val="bullet"/>
+      <w:lvlText w:val=""/>
+      <w:lvlJc w:val="left"/>
+      <w:pPr>
+        <w:tabs>
+          <w:tab w:val="num" w:pos="6480"/>
+        </w:tabs>
+        <w:ind w:left="6480" w:hanging="360"/>
+      </w:pPr>
+      <w:rPr>
+        <w:rFonts w:ascii="Wingdings" w:hAnsi="Wingdings" w:hint="default"/>
+        <w:sz w:val="20"/>
+      </w:rPr>
+    </w:lvl>
+  </w:abstractNum>
+  <w:abstractNum w:abstractNumId="26">
+    <w:nsid w:val="75371E69"/>
+    <w:multiLevelType w:val="multilevel"/>
+    <w:tmpl w:val="B022A67C"/>
+    <w:lvl w:ilvl="0">
+      <w:start w:val="1"/>
+      <w:numFmt w:val="bullet"/>
+      <w:lvlText w:val=""/>
+      <w:lvlJc w:val="left"/>
+      <w:pPr>
+        <w:tabs>
+          <w:tab w:val="num" w:pos="720"/>
+        </w:tabs>
+        <w:ind w:left="720" w:hanging="360"/>
+      </w:pPr>
+      <w:rPr>
+        <w:rFonts w:ascii="Symbol" w:hAnsi="Symbol" w:hint="default"/>
+        <w:sz w:val="20"/>
+      </w:rPr>
+    </w:lvl>
+    <w:lvl w:ilvl="1" w:tentative="1">
+      <w:start w:val="1"/>
+      <w:numFmt w:val="bullet"/>
+      <w:lvlText w:val="o"/>
+      <w:lvlJc w:val="left"/>
+      <w:pPr>
+        <w:tabs>
+          <w:tab w:val="num" w:pos="1440"/>
+        </w:tabs>
+        <w:ind w:left="1440" w:hanging="360"/>
+      </w:pPr>
+      <w:rPr>
+        <w:rFonts w:ascii="Courier New" w:hAnsi="Courier New" w:hint="default"/>
+        <w:sz w:val="20"/>
+      </w:rPr>
+    </w:lvl>
+    <w:lvl w:ilvl="2" w:tentative="1">
+      <w:start w:val="1"/>
+      <w:numFmt w:val="bullet"/>
+      <w:lvlText w:val=""/>
+      <w:lvlJc w:val="left"/>
+      <w:pPr>
+        <w:tabs>
+          <w:tab w:val="num" w:pos="2160"/>
+        </w:tabs>
+        <w:ind w:left="2160" w:hanging="360"/>
+      </w:pPr>
+      <w:rPr>
+        <w:rFonts w:ascii="Wingdings" w:hAnsi="Wingdings" w:hint="default"/>
+        <w:sz w:val="20"/>
+      </w:rPr>
+    </w:lvl>
+    <w:lvl w:ilvl="3" w:tentative="1">
+      <w:start w:val="1"/>
+      <w:numFmt w:val="bullet"/>
+      <w:lvlText w:val=""/>
+      <w:lvlJc w:val="left"/>
+      <w:pPr>
+        <w:tabs>
+          <w:tab w:val="num" w:pos="2880"/>
+        </w:tabs>
+        <w:ind w:left="2880" w:hanging="360"/>
+      </w:pPr>
+      <w:rPr>
+        <w:rFonts w:ascii="Wingdings" w:hAnsi="Wingdings" w:hint="default"/>
+        <w:sz w:val="20"/>
+      </w:rPr>
+    </w:lvl>
+    <w:lvl w:ilvl="4" w:tentative="1">
+      <w:start w:val="1"/>
+      <w:numFmt w:val="bullet"/>
+      <w:lvlText w:val=""/>
+      <w:lvlJc w:val="left"/>
+      <w:pPr>
+        <w:tabs>
+          <w:tab w:val="num" w:pos="3600"/>
+        </w:tabs>
+        <w:ind w:left="3600" w:hanging="360"/>
+      </w:pPr>
+      <w:rPr>
+        <w:rFonts w:ascii="Wingdings" w:hAnsi="Wingdings" w:hint="default"/>
+        <w:sz w:val="20"/>
+      </w:rPr>
+    </w:lvl>
+    <w:lvl w:ilvl="5" w:tentative="1">
+      <w:start w:val="1"/>
+      <w:numFmt w:val="bullet"/>
+      <w:lvlText w:val=""/>
+      <w:lvlJc w:val="left"/>
+      <w:pPr>
+        <w:tabs>
+          <w:tab w:val="num" w:pos="4320"/>
+        </w:tabs>
+        <w:ind w:left="4320" w:hanging="360"/>
+      </w:pPr>
+      <w:rPr>
+        <w:rFonts w:ascii="Wingdings" w:hAnsi="Wingdings" w:hint="default"/>
+        <w:sz w:val="20"/>
+      </w:rPr>
+    </w:lvl>
+    <w:lvl w:ilvl="6" w:tentative="1">
+      <w:start w:val="1"/>
+      <w:numFmt w:val="bullet"/>
+      <w:lvlText w:val=""/>
+      <w:lvlJc w:val="left"/>
+      <w:pPr>
+        <w:tabs>
+          <w:tab w:val="num" w:pos="5040"/>
+        </w:tabs>
+        <w:ind w:left="5040" w:hanging="360"/>
+      </w:pPr>
+      <w:rPr>
+        <w:rFonts w:ascii="Wingdings" w:hAnsi="Wingdings" w:hint="default"/>
+        <w:sz w:val="20"/>
+      </w:rPr>
+    </w:lvl>
+    <w:lvl w:ilvl="7" w:tentative="1">
+      <w:start w:val="1"/>
+      <w:numFmt w:val="bullet"/>
+      <w:lvlText w:val=""/>
+      <w:lvlJc w:val="left"/>
+      <w:pPr>
+        <w:tabs>
+          <w:tab w:val="num" w:pos="5760"/>
+        </w:tabs>
+        <w:ind w:left="5760" w:hanging="360"/>
+      </w:pPr>
+      <w:rPr>
+        <w:rFonts w:ascii="Wingdings" w:hAnsi="Wingdings" w:hint="default"/>
+        <w:sz w:val="20"/>
+      </w:rPr>
+    </w:lvl>
+    <w:lvl w:ilvl="8" w:tentative="1">
+      <w:start w:val="1"/>
+      <w:numFmt w:val="bullet"/>
+      <w:lvlText w:val=""/>
+      <w:lvlJc w:val="left"/>
+      <w:pPr>
+        <w:tabs>
+          <w:tab w:val="num" w:pos="6480"/>
+        </w:tabs>
+        <w:ind w:left="6480" w:hanging="360"/>
+      </w:pPr>
+      <w:rPr>
+        <w:rFonts w:ascii="Wingdings" w:hAnsi="Wingdings" w:hint="default"/>
+        <w:sz w:val="20"/>
+      </w:rPr>
+    </w:lvl>
+  </w:abstractNum>
+  <w:abstractNum w:abstractNumId="27">
     <w:nsid w:val="794B7D65"/>
     <w:multiLevelType w:val="multilevel"/>
     <w:tmpl w:val="DF1E40B4"/>
@@ -4997,7 +9012,7 @@
       </w:rPr>
     </w:lvl>
   </w:abstractNum>
-  <w:abstractNum w:abstractNumId="9">
+  <w:abstractNum w:abstractNumId="28">
     <w:nsid w:val="7C521B0F"/>
     <w:multiLevelType w:val="multilevel"/>
     <w:tmpl w:val="7B3C4E58"/>
@@ -5146,7 +9161,7 @@
       </w:rPr>
     </w:lvl>
   </w:abstractNum>
-  <w:abstractNum w:abstractNumId="10">
+  <w:abstractNum w:abstractNumId="29">
     <w:nsid w:val="7F9C4E6A"/>
     <w:multiLevelType w:val="multilevel"/>
     <w:tmpl w:val="04CEABC4"/>
@@ -5296,36 +9311,93 @@
     </w:lvl>
   </w:abstractNum>
   <w:num w:numId="1">
+    <w:abstractNumId w:val="21"/>
+  </w:num>
+  <w:num w:numId="2">
+    <w:abstractNumId w:val="27"/>
+  </w:num>
+  <w:num w:numId="3">
+    <w:abstractNumId w:val="10"/>
+  </w:num>
+  <w:num w:numId="4">
+    <w:abstractNumId w:val="11"/>
+  </w:num>
+  <w:num w:numId="5">
+    <w:abstractNumId w:val="22"/>
+  </w:num>
+  <w:num w:numId="6">
     <w:abstractNumId w:val="6"/>
   </w:num>
-  <w:num w:numId="2">
-    <w:abstractNumId w:val="8"/>
-  </w:num>
-  <w:num w:numId="3">
-    <w:abstractNumId w:val="3"/>
-  </w:num>
-  <w:num w:numId="4">
-    <w:abstractNumId w:val="4"/>
-  </w:num>
-  <w:num w:numId="5">
-    <w:abstractNumId w:val="7"/>
-  </w:num>
-  <w:num w:numId="6">
-    <w:abstractNumId w:val="1"/>
-  </w:num>
   <w:num w:numId="7">
-    <w:abstractNumId w:val="2"/>
+    <w:abstractNumId w:val="9"/>
   </w:num>
   <w:num w:numId="8">
-    <w:abstractNumId w:val="9"/>
+    <w:abstractNumId w:val="28"/>
   </w:num>
   <w:num w:numId="9">
-    <w:abstractNumId w:val="10"/>
+    <w:abstractNumId w:val="29"/>
   </w:num>
   <w:num w:numId="10">
     <w:abstractNumId w:val="0"/>
   </w:num>
   <w:num w:numId="11">
+    <w:abstractNumId w:val="20"/>
+  </w:num>
+  <w:num w:numId="12">
+    <w:abstractNumId w:val="12"/>
+  </w:num>
+  <w:num w:numId="13">
+    <w:abstractNumId w:val="19"/>
+  </w:num>
+  <w:num w:numId="14">
+    <w:abstractNumId w:val="13"/>
+  </w:num>
+  <w:num w:numId="15">
+    <w:abstractNumId w:val="7"/>
+  </w:num>
+  <w:num w:numId="16">
+    <w:abstractNumId w:val="1"/>
+  </w:num>
+  <w:num w:numId="17">
+    <w:abstractNumId w:val="2"/>
+  </w:num>
+  <w:num w:numId="18">
+    <w:abstractNumId w:val="15"/>
+  </w:num>
+  <w:num w:numId="19">
+    <w:abstractNumId w:val="16"/>
+  </w:num>
+  <w:num w:numId="20">
+    <w:abstractNumId w:val="8"/>
+  </w:num>
+  <w:num w:numId="21">
+    <w:abstractNumId w:val="3"/>
+  </w:num>
+  <w:num w:numId="22">
+    <w:abstractNumId w:val="4"/>
+  </w:num>
+  <w:num w:numId="23">
+    <w:abstractNumId w:val="24"/>
+  </w:num>
+  <w:num w:numId="24">
+    <w:abstractNumId w:val="23"/>
+  </w:num>
+  <w:num w:numId="25">
+    <w:abstractNumId w:val="18"/>
+  </w:num>
+  <w:num w:numId="26">
+    <w:abstractNumId w:val="25"/>
+  </w:num>
+  <w:num w:numId="27">
+    <w:abstractNumId w:val="14"/>
+  </w:num>
+  <w:num w:numId="28">
+    <w:abstractNumId w:val="26"/>
+  </w:num>
+  <w:num w:numId="29">
+    <w:abstractNumId w:val="17"/>
+  </w:num>
+  <w:num w:numId="30">
     <w:abstractNumId w:val="5"/>
   </w:num>
 </w:numbering>
